--- a/17_Сценарій_Кондратов_без_доповіді_3.docx
+++ b/17_Сценарій_Кондратов_без_доповіді_3.docx
@@ -211,31 +211,13 @@
     <w:p>
       <w:pPr/>
       <w:r>
-        <w:t xml:space="preserve">здобувач </w:t>
-      </w:r>
-      <w:r>
-        <w:rPr>
-          <w:b/>
-        </w:rPr>
-        <w:t>Кондратов Олексій Михайлович</w:t>
-      </w:r>
-      <w:r>
-        <w:t>;</w:t>
+        <w:t>здобувач Кондратов Олексій Михайлович; Олексію Михайловичу, вітаємо Вас!</w:t>
       </w:r>
     </w:p>
     <w:p>
       <w:pPr/>
       <w:r>
-        <w:t xml:space="preserve">науковий керівник здобувача – </w:t>
-      </w:r>
-      <w:r>
-        <w:rPr>
-          <w:b/>
-        </w:rPr>
-        <w:t>Нікуліна Олена Миколаївна</w:t>
-      </w:r>
-      <w:r>
-        <w:t>, доктор технічних наук, професор, завідувачка кафедри інформаційних систем та технологій НТУ «ХПІ».</w:t>
+        <w:t>науковий керівник здобувача – Нікуліна Олена Миколаївна, доктор технічних наук, професор, завідувачка кафедри інформаційних систем та технологій НТУ «ХПІ». Олено Миколаївно, вітаємо Вас!</w:t>
       </w:r>
     </w:p>
     <w:p/>

--- a/17_Сценарій_Кондратов_без_доповіді_3.docx
+++ b/17_Сценарій_Кондратов_без_доповіді_3.docx
@@ -380,68 +380,63 @@
     <w:p/>
     <w:p>
       <w:r>
-        <w:t>До разової спеціалізованої вченої ради здобувач надав документи відповідно до чинного порядку присудження ступеня доктора філософії та внутрішніх нормативних документів НТУ «ХПІ»:</w:t>
-      </w:r>
-    </w:p>
-    <w:p/>
-    <w:p>
-      <w:r>
-        <w:t>1. заяву щодо проведення атестації;</w:t>
-      </w:r>
-    </w:p>
-    <w:p>
-      <w:r>
-        <w:t>2. копію паспорта громадянина України;</w:t>
-      </w:r>
-    </w:p>
-    <w:p>
-      <w:r>
-        <w:t>3. копію диплома магістра;</w:t>
-      </w:r>
-    </w:p>
-    <w:p>
-      <w:r>
-        <w:t>4. витяг з наказу про зарахування до аспірантури;</w:t>
-      </w:r>
-    </w:p>
-    <w:p>
-      <w:r>
-        <w:t>5. академічну довідку про виконання освітньо-наукової програми;</w:t>
-      </w:r>
-    </w:p>
-    <w:p>
-      <w:r>
-        <w:t>6. дисертацію у вигляді спеціально підготовленого рукопису;</w:t>
-      </w:r>
-    </w:p>
-    <w:p>
-      <w:r>
-        <w:t>7. висновок наукового керівника;</w:t>
-      </w:r>
-    </w:p>
-    <w:p>
-      <w:r>
-        <w:t>8. висновок про наукову новизну, теоретичне та практичне значення результатів дисертації;</w:t>
-      </w:r>
-    </w:p>
-    <w:p>
-      <w:r>
-        <w:t>9. відомості про наукові публікації та апробацію результатів;</w:t>
-      </w:r>
-    </w:p>
-    <w:p>
-      <w:r>
-        <w:t>10. матеріали щодо впровадження результатів дослідження;</w:t>
-      </w:r>
-    </w:p>
-    <w:p>
-      <w:r>
-        <w:t>11. електронні матеріали для оприлюднення на офіційному сайті університету та в інформаційній системі НАЗЯВО;</w:t>
-      </w:r>
-    </w:p>
-    <w:p>
-      <w:r>
-        <w:t>12. матеріали перевірки роботи на дотримання принципів академічної доброчесності.</w:t>
+        <w:t>У спеціалізовану вчену раду здобувач надав документи згідно з Положенням про утворення разових спеціалізованих вчених рад, порядку проходження процедури захисту та присудження ступеня доктора філософії у НТУ «ХПІ», Затвердженого Вченою радою НТУ «ХПІ» від 28 жовтня 2022 р. Протокол № 8 та з пунктами 8, 11, 13 Порядку присудження ступеня доктора філософії та скасування рішення разової спеціалізованої вченої ради закладу вищої освіти, наукової установи про присудження ступеня доктора філософії, затвердженого Постановою КМУ від 12.01.2022 р. №44:</w:t>
+      </w:r>
+    </w:p>
+    <w:p/>
+    <w:p>
+      <w:r>
+        <w:t>1) заява щодо проведення його атестації;</w:t>
+      </w:r>
+    </w:p>
+    <w:p>
+      <w:r>
+        <w:t>2) засвідчена копія першої сторінки паспорта громадянина України;</w:t>
+      </w:r>
+    </w:p>
+    <w:p>
+      <w:r>
+        <w:t>3) засвідчена копія диплома магістра;</w:t>
+      </w:r>
+    </w:p>
+    <w:p>
+      <w:r>
+        <w:t>4) витяг з наказу про зарахування до аспірантури, засвідчений в установленому порядку;</w:t>
+      </w:r>
+    </w:p>
+    <w:p>
+      <w:r>
+        <w:t>5) академічна довідка про виконання відповідної освітньо-наукової програми;</w:t>
+      </w:r>
+    </w:p>
+    <w:p>
+      <w:r>
+        <w:t>6) висновок наукового керівника;</w:t>
+      </w:r>
+    </w:p>
+    <w:p>
+      <w:r>
+        <w:t>7) висновок про наукову новизну, теоретичне та практичне значення результатів дисертації;</w:t>
+      </w:r>
+    </w:p>
+    <w:p>
+      <w:r>
+        <w:t>8) дисертація в друкованому (три примірники) та електронному вигляді;</w:t>
+      </w:r>
+    </w:p>
+    <w:p>
+      <w:r>
+        <w:t>9) засвідчені копії наукових публікацій, зарахованих за темою дисертації, на яких зазначені вихідні дані відповідних видань.</w:t>
+      </w:r>
+    </w:p>
+    <w:p>
+      <w:r>
+        <w:t>10) дисертація перевірена на плагіат;</w:t>
+      </w:r>
+    </w:p>
+    <w:p>
+      <w:r>
+        <w:t>11) внесена інформація про утворення разової ради до інформаційної системи НАЗЯВО;</w:t>
       </w:r>
     </w:p>
     <w:p/>

--- a/17_Сценарій_Кондратов_без_доповіді_3.docx
+++ b/17_Сценарій_Кондратов_без_доповіді_3.docx
@@ -5,1659 +5,3663 @@
   <w:body>
     <w:p>
       <w:pPr>
+        <w:spacing w:after="120" w:line="276" w:lineRule="auto"/>
         <w:jc w:val="center"/>
       </w:pPr>
       <w:r>
         <w:rPr>
-          <w:b/>
+          <w:rFonts w:ascii="Times New Roman" w:hAnsi="Times New Roman" w:cs="Times New Roman"/>
+          <w:b/>
+          <w:sz w:val="28"/>
         </w:rPr>
         <w:t>СЦЕНАРІЙ</w:t>
       </w:r>
     </w:p>
     <w:p>
       <w:pPr>
+        <w:spacing w:after="120" w:line="276" w:lineRule="auto"/>
         <w:jc w:val="center"/>
       </w:pPr>
       <w:r>
+        <w:rPr>
+          <w:rFonts w:ascii="Times New Roman" w:hAnsi="Times New Roman" w:cs="Times New Roman"/>
+          <w:b w:val="0"/>
+          <w:sz w:val="28"/>
+        </w:rPr>
         <w:t>засідання разової спеціалізованої вченої ради ДФ `[номер ради]`</w:t>
       </w:r>
     </w:p>
     <w:p>
       <w:pPr>
+        <w:spacing w:after="120" w:line="276" w:lineRule="auto"/>
         <w:jc w:val="center"/>
       </w:pPr>
       <w:r>
+        <w:rPr>
+          <w:rFonts w:ascii="Times New Roman" w:hAnsi="Times New Roman" w:cs="Times New Roman"/>
+          <w:b w:val="0"/>
+          <w:sz w:val="28"/>
+        </w:rPr>
         <w:t>створеної в Національному технічному університеті</w:t>
       </w:r>
     </w:p>
     <w:p>
       <w:pPr>
+        <w:spacing w:after="120" w:line="276" w:lineRule="auto"/>
         <w:jc w:val="center"/>
       </w:pPr>
       <w:r>
+        <w:rPr>
+          <w:rFonts w:ascii="Times New Roman" w:hAnsi="Times New Roman" w:cs="Times New Roman"/>
+          <w:b w:val="0"/>
+          <w:sz w:val="28"/>
+        </w:rPr>
         <w:t>«Харківський політехнічний інститут»</w:t>
       </w:r>
     </w:p>
-    <w:p/>
-    <w:p>
-      <w:pPr>
+    <w:p>
+      <w:pPr>
+        <w:spacing w:after="120" w:line="276" w:lineRule="auto"/>
         <w:jc w:val="center"/>
       </w:pPr>
       <w:r>
+        <w:rPr>
+          <w:rFonts w:ascii="Times New Roman" w:hAnsi="Times New Roman" w:cs="Times New Roman"/>
+          <w:b w:val="0"/>
+          <w:sz w:val="28"/>
+        </w:rPr>
         <w:t>27 липня 2026 року</w:t>
       </w:r>
     </w:p>
-    <w:p/>
-    <w:p>
-      <w:pPr>
-        <w:jc w:val="center"/>
-      </w:pPr>
-      <w:r>
-        <w:rPr>
-          <w:i/>
+    <w:p>
+      <w:pPr>
+        <w:spacing w:after="120" w:line="276" w:lineRule="auto"/>
+        <w:ind w:left="360"/>
+        <w:jc w:val="left"/>
+      </w:pPr>
+      <w:r>
+        <w:rPr>
+          <w:rFonts w:ascii="Times New Roman" w:hAnsi="Times New Roman" w:cs="Times New Roman"/>
+          <w:b w:val="0"/>
+          <w:sz w:val="28"/>
         </w:rPr>
         <w:t>Примітка. Номер разової ради та посилання на онлайн-трансляцію слід внести після офіційного оприлюднення оголошення, оскільки в наданому комплекті матеріалів ці реквізити ще не заповнені.</w:t>
       </w:r>
     </w:p>
-    <w:p/>
-    <w:p>
-      <w:r>
-        <w:rPr>
-          <w:b/>
+    <w:p>
+      <w:pPr>
+        <w:spacing w:after="120" w:line="276" w:lineRule="auto"/>
+        <w:jc w:val="both"/>
+      </w:pPr>
+      <w:r>
+        <w:rPr>
+          <w:rFonts w:ascii="Times New Roman" w:hAnsi="Times New Roman" w:cs="Times New Roman"/>
+          <w:b/>
+          <w:sz w:val="28"/>
         </w:rPr>
         <w:t>Головуючий:</w:t>
       </w:r>
       <w:r>
+        <w:rPr>
+          <w:rFonts w:ascii="Times New Roman" w:hAnsi="Times New Roman" w:cs="Times New Roman"/>
+          <w:b w:val="0"/>
+          <w:sz w:val="28"/>
+        </w:rPr>
         <w:t xml:space="preserve"> – голова разової спеціалізованої вченої ради – доктор технічних наук, професор </w:t>
       </w:r>
       <w:r>
         <w:rPr>
-          <w:b/>
+          <w:rFonts w:ascii="Times New Roman" w:hAnsi="Times New Roman" w:cs="Times New Roman"/>
+          <w:b/>
+          <w:sz w:val="28"/>
         </w:rPr>
         <w:t>Годлевський Михайло Дмитрович</w:t>
       </w:r>
     </w:p>
-    <w:p/>
-    <w:p>
-      <w:r>
-        <w:rPr>
-          <w:b/>
+    <w:p>
+      <w:pPr>
+        <w:spacing w:after="120" w:line="276" w:lineRule="auto"/>
+        <w:jc w:val="both"/>
+      </w:pPr>
+      <w:r>
+        <w:rPr>
+          <w:rFonts w:ascii="Times New Roman" w:hAnsi="Times New Roman" w:cs="Times New Roman"/>
+          <w:b/>
+          <w:sz w:val="28"/>
         </w:rPr>
         <w:t>Головуючий:</w:t>
       </w:r>
     </w:p>
     <w:p>
-      <w:r>
+      <w:pPr>
+        <w:spacing w:after="120" w:line="276" w:lineRule="auto"/>
+        <w:jc w:val="both"/>
+      </w:pPr>
+      <w:r>
+        <w:rPr>
+          <w:rFonts w:ascii="Times New Roman" w:hAnsi="Times New Roman" w:cs="Times New Roman"/>
+          <w:b w:val="0"/>
+          <w:sz w:val="28"/>
+        </w:rPr>
         <w:t>Добрий день, шановні члени разової спеціалізованої вченої ради, шановні присутні. Перед початком роботи нагадаю про необхідність дотримання правил безпеки та реагування на сигнали повітряної тривоги. З огляду на умови воєнного стану та чинні вимоги щодо організації освітнього і наукового процесу в місті Харкові, прошу всіх присутніх відповідально ставитися до сигналів оповіщення та дбати про особисту безпеку. У разі потреби засідання буде тимчасово призупинено, а всі присутні зможуть перейти в укриття згідно з порядком, установленим в НТУ «ХПІ».</w:t>
       </w:r>
     </w:p>
     <w:p>
-      <w:r>
+      <w:pPr>
+        <w:spacing w:after="120" w:line="276" w:lineRule="auto"/>
+        <w:jc w:val="both"/>
+      </w:pPr>
+      <w:r>
+        <w:rPr>
+          <w:rFonts w:ascii="Times New Roman" w:hAnsi="Times New Roman" w:cs="Times New Roman"/>
+          <w:b w:val="0"/>
+          <w:sz w:val="28"/>
+        </w:rPr>
         <w:t>Якщо під час захисту буде оголошено повітряну тривогу, ми зафіксуємо етап, на якому перебуває засідання, після чого відновимо роботу одразу після усунення загрози. Отже, починаємо засідання разової спеціалізованої вченої ради.</w:t>
       </w:r>
     </w:p>
-    <w:p/>
-    <w:p>
-      <w:r>
+    <w:p>
+      <w:pPr>
+        <w:spacing w:after="120" w:line="276" w:lineRule="auto"/>
+        <w:jc w:val="both"/>
+      </w:pPr>
+      <w:r>
+        <w:rPr>
+          <w:rFonts w:ascii="Times New Roman" w:hAnsi="Times New Roman" w:cs="Times New Roman"/>
+          <w:b w:val="0"/>
+          <w:sz w:val="28"/>
+        </w:rPr>
         <w:t xml:space="preserve">Згідно з рішенням Вченої ради НТУ «ХПІ» від </w:t>
       </w:r>
       <w:r>
         <w:rPr>
-          <w:b/>
+          <w:rFonts w:ascii="Times New Roman" w:hAnsi="Times New Roman" w:cs="Times New Roman"/>
+          <w:b/>
+          <w:sz w:val="28"/>
         </w:rPr>
         <w:t>28 травня 2026 року</w:t>
       </w:r>
       <w:r>
+        <w:rPr>
+          <w:rFonts w:ascii="Times New Roman" w:hAnsi="Times New Roman" w:cs="Times New Roman"/>
+          <w:b w:val="0"/>
+          <w:sz w:val="28"/>
+        </w:rPr>
         <w:t xml:space="preserve"> та наказом про введення цього рішення в дію від </w:t>
       </w:r>
       <w:r>
         <w:rPr>
-          <w:b/>
+          <w:rFonts w:ascii="Times New Roman" w:hAnsi="Times New Roman" w:cs="Times New Roman"/>
+          <w:b/>
+          <w:sz w:val="28"/>
         </w:rPr>
         <w:t>18 червня 2026 року</w:t>
       </w:r>
       <w:r>
+        <w:rPr>
+          <w:rFonts w:ascii="Times New Roman" w:hAnsi="Times New Roman" w:cs="Times New Roman"/>
+          <w:b w:val="0"/>
+          <w:sz w:val="28"/>
+        </w:rPr>
         <w:t xml:space="preserve"> разову спеціалізовану вчену раду затверджено у складі 5 осіб:</w:t>
       </w:r>
     </w:p>
-    <w:p/>
-    <w:p>
-      <w:r>
+    <w:p>
+      <w:pPr>
+        <w:spacing w:after="120" w:line="276" w:lineRule="auto"/>
+        <w:jc w:val="both"/>
+      </w:pPr>
+      <w:r>
+        <w:rPr>
+          <w:rFonts w:ascii="Times New Roman" w:hAnsi="Times New Roman" w:cs="Times New Roman"/>
+          <w:b w:val="0"/>
+          <w:sz w:val="28"/>
+        </w:rPr>
         <w:t xml:space="preserve">1. Голова разової спеціалізованої вченої ради – </w:t>
       </w:r>
       <w:r>
         <w:rPr>
-          <w:b/>
+          <w:rFonts w:ascii="Times New Roman" w:hAnsi="Times New Roman" w:cs="Times New Roman"/>
+          <w:b/>
+          <w:sz w:val="28"/>
         </w:rPr>
         <w:t>Годлевський Михайло Дмитрович</w:t>
       </w:r>
       <w:r>
+        <w:rPr>
+          <w:rFonts w:ascii="Times New Roman" w:hAnsi="Times New Roman" w:cs="Times New Roman"/>
+          <w:b w:val="0"/>
+          <w:sz w:val="28"/>
+        </w:rPr>
         <w:t>, доктор технічних наук, професор, директор навчально-наукового інституту комп’ютерних наук та інформаційних технологій НТУ «ХПІ»; Михайле Дмитровичу, вітаємо Вас!</w:t>
       </w:r>
     </w:p>
     <w:p>
-      <w:r>
+      <w:pPr>
+        <w:spacing w:after="120" w:line="276" w:lineRule="auto"/>
+        <w:jc w:val="both"/>
+      </w:pPr>
+      <w:r>
+        <w:rPr>
+          <w:rFonts w:ascii="Times New Roman" w:hAnsi="Times New Roman" w:cs="Times New Roman"/>
+          <w:b w:val="0"/>
+          <w:sz w:val="28"/>
+        </w:rPr>
         <w:t xml:space="preserve">2. Рецензент – </w:t>
       </w:r>
       <w:r>
         <w:rPr>
-          <w:b/>
+          <w:rFonts w:ascii="Times New Roman" w:hAnsi="Times New Roman" w:cs="Times New Roman"/>
+          <w:b/>
+          <w:sz w:val="28"/>
         </w:rPr>
         <w:t>Копп Андрій Михайлович</w:t>
       </w:r>
       <w:r>
+        <w:rPr>
+          <w:rFonts w:ascii="Times New Roman" w:hAnsi="Times New Roman" w:cs="Times New Roman"/>
+          <w:b w:val="0"/>
+          <w:sz w:val="28"/>
+        </w:rPr>
         <w:t>, доктор філософії (Ph.D), доцент, завідувач кафедри програмної інженерії та інтелектуальних технологій управління НТУ «ХПІ»; Андрію Михайловичу, вітаємо Вас!</w:t>
       </w:r>
     </w:p>
     <w:p>
-      <w:r>
+      <w:pPr>
+        <w:spacing w:after="120" w:line="276" w:lineRule="auto"/>
+        <w:jc w:val="both"/>
+      </w:pPr>
+      <w:r>
+        <w:rPr>
+          <w:rFonts w:ascii="Times New Roman" w:hAnsi="Times New Roman" w:cs="Times New Roman"/>
+          <w:b w:val="0"/>
+          <w:sz w:val="28"/>
+        </w:rPr>
         <w:t xml:space="preserve">3. Рецензент – </w:t>
       </w:r>
       <w:r>
         <w:rPr>
-          <w:b/>
+          <w:rFonts w:ascii="Times New Roman" w:hAnsi="Times New Roman" w:cs="Times New Roman"/>
+          <w:b/>
+          <w:sz w:val="28"/>
         </w:rPr>
         <w:t>Шматко Олександр Віталійович</w:t>
       </w:r>
       <w:r>
+        <w:rPr>
+          <w:rFonts w:ascii="Times New Roman" w:hAnsi="Times New Roman" w:cs="Times New Roman"/>
+          <w:b w:val="0"/>
+          <w:sz w:val="28"/>
+        </w:rPr>
         <w:t>, кандидат технічних наук, доцент кафедри програмної інженерії та інтелектуальних технологій управління НТУ «ХПІ»; Олександре Віталійовичу, вітаємо Вас!</w:t>
       </w:r>
     </w:p>
     <w:p>
-      <w:r>
+      <w:pPr>
+        <w:spacing w:after="120" w:line="276" w:lineRule="auto"/>
+        <w:jc w:val="both"/>
+      </w:pPr>
+      <w:r>
+        <w:rPr>
+          <w:rFonts w:ascii="Times New Roman" w:hAnsi="Times New Roman" w:cs="Times New Roman"/>
+          <w:b w:val="0"/>
+          <w:sz w:val="28"/>
+        </w:rPr>
         <w:t xml:space="preserve">4. Офіційний опонент – </w:t>
       </w:r>
       <w:r>
         <w:rPr>
-          <w:b/>
+          <w:rFonts w:ascii="Times New Roman" w:hAnsi="Times New Roman" w:cs="Times New Roman"/>
+          <w:b/>
+          <w:sz w:val="28"/>
         </w:rPr>
         <w:t>Малахов Євгеній Валерійович</w:t>
       </w:r>
       <w:r>
+        <w:rPr>
+          <w:rFonts w:ascii="Times New Roman" w:hAnsi="Times New Roman" w:cs="Times New Roman"/>
+          <w:b w:val="0"/>
+          <w:sz w:val="28"/>
+        </w:rPr>
         <w:t>, доктор технічних наук, завідувач кафедри математичного забезпечення комп’ютерних систем Одеського національного університету імені І. І. Мечникова; Євгенію Валерійовичу, вітаємо Вас!</w:t>
       </w:r>
     </w:p>
     <w:p>
-      <w:r>
+      <w:pPr>
+        <w:spacing w:after="120" w:line="276" w:lineRule="auto"/>
+        <w:jc w:val="both"/>
+      </w:pPr>
+      <w:r>
+        <w:rPr>
+          <w:rFonts w:ascii="Times New Roman" w:hAnsi="Times New Roman" w:cs="Times New Roman"/>
+          <w:b w:val="0"/>
+          <w:sz w:val="28"/>
+        </w:rPr>
         <w:t xml:space="preserve">5. Офіційний опонент – </w:t>
       </w:r>
       <w:r>
         <w:rPr>
-          <w:b/>
+          <w:rFonts w:ascii="Times New Roman" w:hAnsi="Times New Roman" w:cs="Times New Roman"/>
+          <w:b/>
+          <w:sz w:val="28"/>
         </w:rPr>
         <w:t>Гнатушенко Володимир Володимирович</w:t>
       </w:r>
       <w:r>
+        <w:rPr>
+          <w:rFonts w:ascii="Times New Roman" w:hAnsi="Times New Roman" w:cs="Times New Roman"/>
+          <w:b w:val="0"/>
+          <w:sz w:val="28"/>
+        </w:rPr>
         <w:t>, доктор технічних наук, завідувач кафедри інформаційних технологій та комп’ютерної інженерії Національного технічного університету «Дніпровська політехніка»; Володимире Володимировичу, вітаємо Вас!</w:t>
       </w:r>
     </w:p>
-    <w:p/>
-    <w:p>
-      <w:r>
+    <w:p>
+      <w:pPr>
+        <w:spacing w:after="120" w:line="276" w:lineRule="auto"/>
+        <w:jc w:val="both"/>
+      </w:pPr>
+      <w:r>
+        <w:rPr>
+          <w:rFonts w:ascii="Times New Roman" w:hAnsi="Times New Roman" w:cs="Times New Roman"/>
+          <w:b w:val="0"/>
+          <w:sz w:val="28"/>
+        </w:rPr>
         <w:t>Присутні всі члени ради.</w:t>
       </w:r>
     </w:p>
     <w:p>
-      <w:r>
+      <w:pPr>
+        <w:spacing w:after="120" w:line="276" w:lineRule="auto"/>
+        <w:jc w:val="both"/>
+      </w:pPr>
+      <w:r>
+        <w:rPr>
+          <w:rFonts w:ascii="Times New Roman" w:hAnsi="Times New Roman" w:cs="Times New Roman"/>
+          <w:b w:val="0"/>
+          <w:sz w:val="28"/>
+        </w:rPr>
         <w:t>Шановні колеги, персональний склад нашої разової спеціалізованої вченої ради наведено в інформаційних матеріалах до захисту та був завчасно оприлюднений у встановленому порядку.</w:t>
       </w:r>
     </w:p>
     <w:p>
-      <w:r>
+      <w:pPr>
+        <w:spacing w:after="120" w:line="276" w:lineRule="auto"/>
+        <w:jc w:val="both"/>
+      </w:pPr>
+      <w:r>
+        <w:rPr>
+          <w:rFonts w:ascii="Times New Roman" w:hAnsi="Times New Roman" w:cs="Times New Roman"/>
+          <w:b w:val="0"/>
+          <w:sz w:val="28"/>
+        </w:rPr>
         <w:t>На засіданні, окрім членів ради, присутні:</w:t>
       </w:r>
     </w:p>
-    <w:p/>
-    <w:p>
-      <w:pPr/>
-      <w:r>
-        <w:t>здобувач Кондратов Олексій Михайлович; Олексію Михайловичу, вітаємо Вас!</w:t>
-      </w:r>
-    </w:p>
-    <w:p>
-      <w:pPr/>
-      <w:r>
-        <w:t>науковий керівник здобувача – Нікуліна Олена Миколаївна, доктор технічних наук, професор, завідувачка кафедри інформаційних систем та технологій НТУ «ХПІ». Олено Миколаївно, вітаємо Вас!</w:t>
-      </w:r>
-    </w:p>
-    <w:p/>
-    <w:p>
-      <w:r>
+    <w:p>
+      <w:pPr>
+        <w:spacing w:after="120" w:line="276" w:lineRule="auto"/>
+        <w:jc w:val="both"/>
+      </w:pPr>
+      <w:r>
+        <w:rPr>
+          <w:rFonts w:ascii="Times New Roman" w:hAnsi="Times New Roman" w:cs="Times New Roman"/>
+          <w:b w:val="0"/>
+          <w:sz w:val="28"/>
+        </w:rPr>
+        <w:t xml:space="preserve">- здобувач </w:t>
+      </w:r>
+      <w:r>
+        <w:rPr>
+          <w:rFonts w:ascii="Times New Roman" w:hAnsi="Times New Roman" w:cs="Times New Roman"/>
+          <w:b/>
+          <w:sz w:val="28"/>
+        </w:rPr>
+        <w:t>Кондратов Олексій Михайлович</w:t>
+      </w:r>
+      <w:r>
+        <w:rPr>
+          <w:rFonts w:ascii="Times New Roman" w:hAnsi="Times New Roman" w:cs="Times New Roman"/>
+          <w:b w:val="0"/>
+          <w:sz w:val="28"/>
+        </w:rPr>
+        <w:t>; Олексію Михайловичу, вітаємо Вас!</w:t>
+      </w:r>
+    </w:p>
+    <w:p>
+      <w:pPr>
+        <w:spacing w:after="120" w:line="276" w:lineRule="auto"/>
+        <w:jc w:val="both"/>
+      </w:pPr>
+      <w:r>
+        <w:rPr>
+          <w:rFonts w:ascii="Times New Roman" w:hAnsi="Times New Roman" w:cs="Times New Roman"/>
+          <w:b w:val="0"/>
+          <w:sz w:val="28"/>
+        </w:rPr>
+        <w:t xml:space="preserve">- науковий керівник здобувача – </w:t>
+      </w:r>
+      <w:r>
+        <w:rPr>
+          <w:rFonts w:ascii="Times New Roman" w:hAnsi="Times New Roman" w:cs="Times New Roman"/>
+          <w:b/>
+          <w:sz w:val="28"/>
+        </w:rPr>
+        <w:t>Нікуліна Олена Миколаївна</w:t>
+      </w:r>
+      <w:r>
+        <w:rPr>
+          <w:rFonts w:ascii="Times New Roman" w:hAnsi="Times New Roman" w:cs="Times New Roman"/>
+          <w:b w:val="0"/>
+          <w:sz w:val="28"/>
+        </w:rPr>
+        <w:t>, доктор технічних наук, професор, завідувачка кафедри інформаційних систем та технологій НТУ «ХПІ». Олено Миколаївно, вітаємо Вас!</w:t>
+      </w:r>
+    </w:p>
+    <w:p>
+      <w:pPr>
+        <w:spacing w:after="120" w:line="276" w:lineRule="auto"/>
+        <w:jc w:val="both"/>
+      </w:pPr>
+      <w:r>
+        <w:rPr>
+          <w:rFonts w:ascii="Times New Roman" w:hAnsi="Times New Roman" w:cs="Times New Roman"/>
+          <w:b w:val="0"/>
+          <w:sz w:val="28"/>
+        </w:rPr>
         <w:t>Отже, засідання разової спеціалізованої вченої ради є правомочним і оголошується відкритим. Захист дисертаційної роботи проводиться у змішаній формі: частина учасників присутня в аудиторії, частина – онлайн на платформі Microsoft 365. Чи є заперечення щодо такого формату? Немає. Дякую. Пропоную вважати рішення про проведення засідання у змішаній формі підтриманим одноголосно. Переходимо до розгляду питання порядку денного.</w:t>
       </w:r>
     </w:p>
-    <w:p/>
-    <w:p>
-      <w:r>
+    <w:p>
+      <w:pPr>
+        <w:spacing w:after="120" w:line="276" w:lineRule="auto"/>
+        <w:jc w:val="both"/>
+      </w:pPr>
+      <w:r>
+        <w:rPr>
+          <w:rFonts w:ascii="Times New Roman" w:hAnsi="Times New Roman" w:cs="Times New Roman"/>
+          <w:b w:val="0"/>
+          <w:sz w:val="28"/>
+        </w:rPr>
         <w:t xml:space="preserve">Сьогодні на порядку денному – захист дисертаційної роботи аспіранта кафедри інформаційних систем та технологій НТУ «ХПІ» </w:t>
       </w:r>
       <w:r>
         <w:rPr>
-          <w:b/>
+          <w:rFonts w:ascii="Times New Roman" w:hAnsi="Times New Roman" w:cs="Times New Roman"/>
+          <w:b/>
+          <w:sz w:val="28"/>
         </w:rPr>
         <w:t>Кондратова Олексія Михайловича</w:t>
       </w:r>
       <w:r>
+        <w:rPr>
+          <w:rFonts w:ascii="Times New Roman" w:hAnsi="Times New Roman" w:cs="Times New Roman"/>
+          <w:b w:val="0"/>
+          <w:sz w:val="28"/>
+        </w:rPr>
         <w:t xml:space="preserve"> на тему </w:t>
       </w:r>
       <w:r>
         <w:rPr>
-          <w:b/>
+          <w:rFonts w:ascii="Times New Roman" w:hAnsi="Times New Roman" w:cs="Times New Roman"/>
+          <w:b/>
+          <w:sz w:val="28"/>
         </w:rPr>
         <w:t>«Моделі, методи та інформаційна технологія дистанційної ідентифікації параметрів динамічних об’єктів»</w:t>
       </w:r>
       <w:r>
+        <w:rPr>
+          <w:rFonts w:ascii="Times New Roman" w:hAnsi="Times New Roman" w:cs="Times New Roman"/>
+          <w:b w:val="0"/>
+          <w:sz w:val="28"/>
+        </w:rPr>
         <w:t>.</w:t>
       </w:r>
     </w:p>
     <w:p>
-      <w:r>
+      <w:pPr>
+        <w:spacing w:after="120" w:line="276" w:lineRule="auto"/>
+        <w:jc w:val="both"/>
+      </w:pPr>
+      <w:r>
+        <w:rPr>
+          <w:rFonts w:ascii="Times New Roman" w:hAnsi="Times New Roman" w:cs="Times New Roman"/>
+          <w:b w:val="0"/>
+          <w:sz w:val="28"/>
+        </w:rPr>
         <w:t xml:space="preserve">Робота подана на здобуття ступеня доктора філософії в галузі знань </w:t>
       </w:r>
       <w:r>
         <w:rPr>
-          <w:b/>
+          <w:rFonts w:ascii="Times New Roman" w:hAnsi="Times New Roman" w:cs="Times New Roman"/>
+          <w:b/>
+          <w:sz w:val="28"/>
         </w:rPr>
         <w:t>12 – Інформаційні технології</w:t>
       </w:r>
       <w:r>
+        <w:rPr>
+          <w:rFonts w:ascii="Times New Roman" w:hAnsi="Times New Roman" w:cs="Times New Roman"/>
+          <w:b w:val="0"/>
+          <w:sz w:val="28"/>
+        </w:rPr>
         <w:t xml:space="preserve"> за спеціальністю </w:t>
       </w:r>
       <w:r>
         <w:rPr>
-          <w:b/>
+          <w:rFonts w:ascii="Times New Roman" w:hAnsi="Times New Roman" w:cs="Times New Roman"/>
+          <w:b/>
+          <w:sz w:val="28"/>
         </w:rPr>
         <w:t>122 – Комп’ютерні науки</w:t>
       </w:r>
       <w:r>
+        <w:rPr>
+          <w:rFonts w:ascii="Times New Roman" w:hAnsi="Times New Roman" w:cs="Times New Roman"/>
+          <w:b w:val="0"/>
+          <w:sz w:val="28"/>
+        </w:rPr>
         <w:t>.</w:t>
       </w:r>
     </w:p>
-    <w:p/>
-    <w:p>
-      <w:r>
+    <w:p>
+      <w:pPr>
+        <w:spacing w:after="120" w:line="276" w:lineRule="auto"/>
+        <w:jc w:val="both"/>
+      </w:pPr>
+      <w:r>
+        <w:rPr>
+          <w:rFonts w:ascii="Times New Roman" w:hAnsi="Times New Roman" w:cs="Times New Roman"/>
+          <w:b w:val="0"/>
+          <w:sz w:val="28"/>
+        </w:rPr>
         <w:t>Біографічна довідка про здобувача.</w:t>
       </w:r>
     </w:p>
     <w:p>
-      <w:r>
+      <w:pPr>
+        <w:spacing w:after="120" w:line="276" w:lineRule="auto"/>
+        <w:jc w:val="both"/>
+      </w:pPr>
+      <w:r>
+        <w:rPr>
+          <w:rFonts w:ascii="Times New Roman" w:hAnsi="Times New Roman" w:cs="Times New Roman"/>
+          <w:b w:val="0"/>
+          <w:sz w:val="28"/>
+        </w:rPr>
         <w:t xml:space="preserve">Кондратов Олексій Михайлович народився у місті Харкові </w:t>
       </w:r>
       <w:r>
         <w:rPr>
-          <w:b/>
+          <w:rFonts w:ascii="Times New Roman" w:hAnsi="Times New Roman" w:cs="Times New Roman"/>
+          <w:b/>
+          <w:sz w:val="28"/>
         </w:rPr>
         <w:t>10 березня 1992 року</w:t>
       </w:r>
       <w:r>
+        <w:rPr>
+          <w:rFonts w:ascii="Times New Roman" w:hAnsi="Times New Roman" w:cs="Times New Roman"/>
+          <w:b w:val="0"/>
+          <w:sz w:val="28"/>
+        </w:rPr>
         <w:t xml:space="preserve">. У </w:t>
       </w:r>
       <w:r>
         <w:rPr>
-          <w:b/>
+          <w:rFonts w:ascii="Times New Roman" w:hAnsi="Times New Roman" w:cs="Times New Roman"/>
+          <w:b/>
+          <w:sz w:val="28"/>
         </w:rPr>
         <w:t>2009 році</w:t>
       </w:r>
       <w:r>
+        <w:rPr>
+          <w:rFonts w:ascii="Times New Roman" w:hAnsi="Times New Roman" w:cs="Times New Roman"/>
+          <w:b w:val="0"/>
+          <w:sz w:val="28"/>
+        </w:rPr>
         <w:t xml:space="preserve"> вступив до НТУ «ХПІ» на спеціальність «Системний аналіз». У </w:t>
       </w:r>
       <w:r>
         <w:rPr>
-          <w:b/>
+          <w:rFonts w:ascii="Times New Roman" w:hAnsi="Times New Roman" w:cs="Times New Roman"/>
+          <w:b/>
+          <w:sz w:val="28"/>
         </w:rPr>
         <w:t>2015 році</w:t>
       </w:r>
       <w:r>
+        <w:rPr>
+          <w:rFonts w:ascii="Times New Roman" w:hAnsi="Times New Roman" w:cs="Times New Roman"/>
+          <w:b w:val="0"/>
+          <w:sz w:val="28"/>
+        </w:rPr>
         <w:t xml:space="preserve"> закінчив Національний технічний університет «Харківський політехнічний інститут» та здобув ступінь магістра за спеціальністю «Системний аналіз та управління». Під час навчання та подальшої наукової підготовки послідовно зосереджувався на задачах аналізу складних динамічних систем, обробки відеоданих і застосування методів обчислювального інтелекту до прикладних задач комп’ютерного зору.</w:t>
       </w:r>
     </w:p>
     <w:p>
-      <w:r>
+      <w:pPr>
+        <w:spacing w:after="120" w:line="276" w:lineRule="auto"/>
+        <w:jc w:val="both"/>
+      </w:pPr>
+      <w:r>
+        <w:rPr>
+          <w:rFonts w:ascii="Times New Roman" w:hAnsi="Times New Roman" w:cs="Times New Roman"/>
+          <w:b w:val="0"/>
+          <w:sz w:val="28"/>
+        </w:rPr>
         <w:t xml:space="preserve">У </w:t>
       </w:r>
       <w:r>
         <w:rPr>
-          <w:b/>
+          <w:rFonts w:ascii="Times New Roman" w:hAnsi="Times New Roman" w:cs="Times New Roman"/>
+          <w:b/>
+          <w:sz w:val="28"/>
         </w:rPr>
         <w:t>2022 році</w:t>
       </w:r>
       <w:r>
+        <w:rPr>
+          <w:rFonts w:ascii="Times New Roman" w:hAnsi="Times New Roman" w:cs="Times New Roman"/>
+          <w:b w:val="0"/>
+          <w:sz w:val="28"/>
+        </w:rPr>
         <w:t xml:space="preserve"> успішно склав вступні іспити до аспірантури на спеціальність </w:t>
       </w:r>
       <w:r>
         <w:rPr>
-          <w:b/>
+          <w:rFonts w:ascii="Times New Roman" w:hAnsi="Times New Roman" w:cs="Times New Roman"/>
+          <w:b/>
+          <w:sz w:val="28"/>
         </w:rPr>
         <w:t>122 – Комп’ютерні науки</w:t>
       </w:r>
       <w:r>
+        <w:rPr>
+          <w:rFonts w:ascii="Times New Roman" w:hAnsi="Times New Roman" w:cs="Times New Roman"/>
+          <w:b w:val="0"/>
+          <w:sz w:val="28"/>
+        </w:rPr>
         <w:t>. На час захисту є аспірантом денної форми навчання кафедри інформаційних систем та технологій НТУ «ХПІ» та завершив виконання освітньо-наукової програми і індивідуального плану наукової роботи.</w:t>
       </w:r>
     </w:p>
-    <w:p/>
-    <w:p>
-      <w:r>
+    <w:p>
+      <w:pPr>
+        <w:spacing w:after="120" w:line="276" w:lineRule="auto"/>
+        <w:jc w:val="both"/>
+      </w:pPr>
+      <w:r>
+        <w:rPr>
+          <w:rFonts w:ascii="Times New Roman" w:hAnsi="Times New Roman" w:cs="Times New Roman"/>
+          <w:b w:val="0"/>
+          <w:sz w:val="28"/>
+        </w:rPr>
         <w:t>Робота виконана на кафедрі інформаційних систем та технологій Національного технічного університету «Харківський політехнічний інститут» Міністерства освіти і науки України, м. Харків. Дисертація пройшла перевірку на академічну доброчесність.</w:t>
       </w:r>
     </w:p>
     <w:p>
-      <w:r>
+      <w:pPr>
+        <w:spacing w:after="120" w:line="276" w:lineRule="auto"/>
+        <w:jc w:val="both"/>
+      </w:pPr>
+      <w:r>
+        <w:rPr>
+          <w:rFonts w:ascii="Times New Roman" w:hAnsi="Times New Roman" w:cs="Times New Roman"/>
+          <w:b w:val="0"/>
+          <w:sz w:val="28"/>
+        </w:rPr>
         <w:t xml:space="preserve">Тематика дисертації пов’язана з науковими дослідженнями університету, зокрема з роботами </w:t>
       </w:r>
       <w:r>
         <w:rPr>
-          <w:b/>
+          <w:rFonts w:ascii="Times New Roman" w:hAnsi="Times New Roman" w:cs="Times New Roman"/>
+          <w:b/>
+          <w:sz w:val="28"/>
         </w:rPr>
         <w:t>«Розробка математичних моделей та програмних додатків для управління складними системами з використанням штучного інтелекту»</w:t>
       </w:r>
       <w:r>
+        <w:rPr>
+          <w:rFonts w:ascii="Times New Roman" w:hAnsi="Times New Roman" w:cs="Times New Roman"/>
+          <w:b w:val="0"/>
+          <w:sz w:val="28"/>
+        </w:rPr>
         <w:t xml:space="preserve"> (ДР № 124U001390) та </w:t>
       </w:r>
       <w:r>
         <w:rPr>
-          <w:b/>
+          <w:rFonts w:ascii="Times New Roman" w:hAnsi="Times New Roman" w:cs="Times New Roman"/>
+          <w:b/>
+          <w:sz w:val="28"/>
         </w:rPr>
         <w:t>«Розробка математичних моделей для оптимізації процесів управління складними динамічними системами з використанням обчислювального інтелекту»</w:t>
       </w:r>
       <w:r>
+        <w:rPr>
+          <w:rFonts w:ascii="Times New Roman" w:hAnsi="Times New Roman" w:cs="Times New Roman"/>
+          <w:b w:val="0"/>
+          <w:sz w:val="28"/>
+        </w:rPr>
         <w:t xml:space="preserve"> (ДР № 0124U001511), у межах яких здобувач був виконавцем.</w:t>
       </w:r>
     </w:p>
     <w:p>
-      <w:r>
+      <w:pPr>
+        <w:spacing w:after="120" w:line="276" w:lineRule="auto"/>
+        <w:jc w:val="both"/>
+      </w:pPr>
+      <w:r>
+        <w:rPr>
+          <w:rFonts w:ascii="Times New Roman" w:hAnsi="Times New Roman" w:cs="Times New Roman"/>
+          <w:b w:val="0"/>
+          <w:sz w:val="28"/>
+        </w:rPr>
         <w:t xml:space="preserve">Науковий керівник – </w:t>
       </w:r>
       <w:r>
         <w:rPr>
-          <w:b/>
+          <w:rFonts w:ascii="Times New Roman" w:hAnsi="Times New Roman" w:cs="Times New Roman"/>
+          <w:b/>
+          <w:sz w:val="28"/>
         </w:rPr>
         <w:t>Нікуліна Олена Миколаївна</w:t>
       </w:r>
       <w:r>
+        <w:rPr>
+          <w:rFonts w:ascii="Times New Roman" w:hAnsi="Times New Roman" w:cs="Times New Roman"/>
+          <w:b w:val="0"/>
+          <w:sz w:val="28"/>
+        </w:rPr>
         <w:t>, доктор технічних наук, професор, завідувачка кафедри інформаційних систем та технологій НТУ «ХПІ».</w:t>
       </w:r>
     </w:p>
-    <w:p/>
-    <w:p>
-      <w:r>
+    <w:p>
+      <w:pPr>
+        <w:spacing w:after="120" w:line="276" w:lineRule="auto"/>
+        <w:jc w:val="both"/>
+      </w:pPr>
+      <w:r>
+        <w:rPr>
+          <w:rFonts w:ascii="Times New Roman" w:hAnsi="Times New Roman" w:cs="Times New Roman"/>
+          <w:b w:val="0"/>
+          <w:sz w:val="28"/>
+        </w:rPr>
         <w:t>У спеціалізовану вчену раду здобувач надав документи згідно з Положенням про утворення разових спеціалізованих вчених рад, порядку проходження процедури захисту та присудження ступеня доктора філософії у НТУ «ХПІ», Затвердженого Вченою радою НТУ «ХПІ» від 28 жовтня 2022 р. Протокол № 8 та з пунктами 8, 11, 13 Порядку присудження ступеня доктора філософії та скасування рішення разової спеціалізованої вченої ради закладу вищої освіти, наукової установи про присудження ступеня доктора філософії, затвердженого Постановою КМУ від 12.01.2022 р. №44:</w:t>
       </w:r>
     </w:p>
-    <w:p/>
-    <w:p>
-      <w:r>
+    <w:p>
+      <w:pPr>
+        <w:spacing w:after="120" w:line="276" w:lineRule="auto"/>
+        <w:jc w:val="both"/>
+      </w:pPr>
+      <w:r>
+        <w:rPr>
+          <w:rFonts w:ascii="Times New Roman" w:hAnsi="Times New Roman" w:cs="Times New Roman"/>
+          <w:b w:val="0"/>
+          <w:sz w:val="28"/>
+        </w:rPr>
         <w:t>1) заява щодо проведення його атестації;</w:t>
       </w:r>
     </w:p>
     <w:p>
-      <w:r>
+      <w:pPr>
+        <w:spacing w:after="120" w:line="276" w:lineRule="auto"/>
+        <w:jc w:val="both"/>
+      </w:pPr>
+      <w:r>
+        <w:rPr>
+          <w:rFonts w:ascii="Times New Roman" w:hAnsi="Times New Roman" w:cs="Times New Roman"/>
+          <w:b w:val="0"/>
+          <w:sz w:val="28"/>
+        </w:rPr>
         <w:t>2) засвідчена копія першої сторінки паспорта громадянина України;</w:t>
       </w:r>
     </w:p>
     <w:p>
-      <w:r>
+      <w:pPr>
+        <w:spacing w:after="120" w:line="276" w:lineRule="auto"/>
+        <w:jc w:val="both"/>
+      </w:pPr>
+      <w:r>
+        <w:rPr>
+          <w:rFonts w:ascii="Times New Roman" w:hAnsi="Times New Roman" w:cs="Times New Roman"/>
+          <w:b w:val="0"/>
+          <w:sz w:val="28"/>
+        </w:rPr>
         <w:t>3) засвідчена копія диплома магістра;</w:t>
       </w:r>
     </w:p>
     <w:p>
-      <w:r>
+      <w:pPr>
+        <w:spacing w:after="120" w:line="276" w:lineRule="auto"/>
+        <w:jc w:val="both"/>
+      </w:pPr>
+      <w:r>
+        <w:rPr>
+          <w:rFonts w:ascii="Times New Roman" w:hAnsi="Times New Roman" w:cs="Times New Roman"/>
+          <w:b w:val="0"/>
+          <w:sz w:val="28"/>
+        </w:rPr>
         <w:t>4) витяг з наказу про зарахування до аспірантури, засвідчений в установленому порядку;</w:t>
       </w:r>
     </w:p>
     <w:p>
-      <w:r>
+      <w:pPr>
+        <w:spacing w:after="120" w:line="276" w:lineRule="auto"/>
+        <w:jc w:val="both"/>
+      </w:pPr>
+      <w:r>
+        <w:rPr>
+          <w:rFonts w:ascii="Times New Roman" w:hAnsi="Times New Roman" w:cs="Times New Roman"/>
+          <w:b w:val="0"/>
+          <w:sz w:val="28"/>
+        </w:rPr>
         <w:t>5) академічна довідка про виконання відповідної освітньо-наукової програми;</w:t>
       </w:r>
     </w:p>
     <w:p>
-      <w:r>
+      <w:pPr>
+        <w:spacing w:after="120" w:line="276" w:lineRule="auto"/>
+        <w:jc w:val="both"/>
+      </w:pPr>
+      <w:r>
+        <w:rPr>
+          <w:rFonts w:ascii="Times New Roman" w:hAnsi="Times New Roman" w:cs="Times New Roman"/>
+          <w:b w:val="0"/>
+          <w:sz w:val="28"/>
+        </w:rPr>
         <w:t>6) висновок наукового керівника;</w:t>
       </w:r>
     </w:p>
     <w:p>
-      <w:r>
+      <w:pPr>
+        <w:spacing w:after="120" w:line="276" w:lineRule="auto"/>
+        <w:jc w:val="both"/>
+      </w:pPr>
+      <w:r>
+        <w:rPr>
+          <w:rFonts w:ascii="Times New Roman" w:hAnsi="Times New Roman" w:cs="Times New Roman"/>
+          <w:b w:val="0"/>
+          <w:sz w:val="28"/>
+        </w:rPr>
         <w:t>7) висновок про наукову новизну, теоретичне та практичне значення результатів дисертації;</w:t>
       </w:r>
     </w:p>
     <w:p>
-      <w:r>
+      <w:pPr>
+        <w:spacing w:after="120" w:line="276" w:lineRule="auto"/>
+        <w:jc w:val="both"/>
+      </w:pPr>
+      <w:r>
+        <w:rPr>
+          <w:rFonts w:ascii="Times New Roman" w:hAnsi="Times New Roman" w:cs="Times New Roman"/>
+          <w:b w:val="0"/>
+          <w:sz w:val="28"/>
+        </w:rPr>
         <w:t>8) дисертація в друкованому (три примірники) та електронному вигляді;</w:t>
       </w:r>
     </w:p>
     <w:p>
-      <w:r>
+      <w:pPr>
+        <w:spacing w:after="120" w:line="276" w:lineRule="auto"/>
+        <w:jc w:val="both"/>
+      </w:pPr>
+      <w:r>
+        <w:rPr>
+          <w:rFonts w:ascii="Times New Roman" w:hAnsi="Times New Roman" w:cs="Times New Roman"/>
+          <w:b w:val="0"/>
+          <w:sz w:val="28"/>
+        </w:rPr>
         <w:t>9) засвідчені копії наукових публікацій, зарахованих за темою дисертації, на яких зазначені вихідні дані відповідних видань.</w:t>
       </w:r>
     </w:p>
     <w:p>
-      <w:r>
+      <w:pPr>
+        <w:spacing w:after="120" w:line="276" w:lineRule="auto"/>
+        <w:jc w:val="both"/>
+      </w:pPr>
+      <w:r>
+        <w:rPr>
+          <w:rFonts w:ascii="Times New Roman" w:hAnsi="Times New Roman" w:cs="Times New Roman"/>
+          <w:b w:val="0"/>
+          <w:sz w:val="28"/>
+        </w:rPr>
         <w:t>10) дисертація перевірена на плагіат;</w:t>
       </w:r>
     </w:p>
     <w:p>
-      <w:r>
+      <w:pPr>
+        <w:spacing w:after="120" w:line="276" w:lineRule="auto"/>
+        <w:jc w:val="both"/>
+      </w:pPr>
+      <w:r>
+        <w:rPr>
+          <w:rFonts w:ascii="Times New Roman" w:hAnsi="Times New Roman" w:cs="Times New Roman"/>
+          <w:b w:val="0"/>
+          <w:sz w:val="28"/>
+        </w:rPr>
         <w:t>11) внесена інформація про утворення разової ради до інформаційної системи НАЗЯВО;</w:t>
       </w:r>
     </w:p>
-    <w:p/>
-    <w:p>
-      <w:r>
+    <w:p>
+      <w:pPr>
+        <w:spacing w:after="120" w:line="276" w:lineRule="auto"/>
+        <w:jc w:val="both"/>
+      </w:pPr>
+      <w:r>
+        <w:rPr>
+          <w:rFonts w:ascii="Times New Roman" w:hAnsi="Times New Roman" w:cs="Times New Roman"/>
+          <w:b w:val="0"/>
+          <w:sz w:val="28"/>
+        </w:rPr>
         <w:t>Всі документи відповідають установленим вимогам. На сайті університету та у матеріалах до захисту розміщено дисертацію, висновок кафедри, інформацію про наукову новизну, відгуки та відомості про наукові праці здобувача. Таким чином, усі заінтересовані особи мали можливість завчасно ознайомитися зі змістом поданих матеріалів.</w:t>
       </w:r>
     </w:p>
-    <w:p/>
-    <w:p>
-      <w:r>
+    <w:p>
+      <w:pPr>
+        <w:spacing w:after="120" w:line="276" w:lineRule="auto"/>
+        <w:jc w:val="both"/>
+      </w:pPr>
+      <w:r>
+        <w:rPr>
+          <w:rFonts w:ascii="Times New Roman" w:hAnsi="Times New Roman" w:cs="Times New Roman"/>
+          <w:b w:val="0"/>
+          <w:sz w:val="28"/>
+        </w:rPr>
         <w:t>Шановні колеги, слово надається здобувачу для викладення основних положень дисертаційної роботи, регламент – до 20 хвилин.</w:t>
       </w:r>
     </w:p>
     <w:p>
-      <w:r>
-        <w:rPr>
-          <w:b/>
+      <w:pPr>
+        <w:spacing w:after="120" w:line="276" w:lineRule="auto"/>
+        <w:jc w:val="both"/>
+      </w:pPr>
+      <w:r>
+        <w:rPr>
+          <w:rFonts w:ascii="Times New Roman" w:hAnsi="Times New Roman" w:cs="Times New Roman"/>
+          <w:b/>
+          <w:sz w:val="28"/>
         </w:rPr>
         <w:t>Здобувач:</w:t>
       </w:r>
     </w:p>
     <w:p>
-      <w:r>
+      <w:pPr>
+        <w:spacing w:after="120" w:line="276" w:lineRule="auto"/>
+        <w:jc w:val="both"/>
+      </w:pPr>
+      <w:r>
+        <w:rPr>
+          <w:rFonts w:ascii="Times New Roman" w:hAnsi="Times New Roman" w:cs="Times New Roman"/>
+          <w:b w:val="0"/>
+          <w:sz w:val="28"/>
+        </w:rPr>
         <w:t xml:space="preserve">Шановний голово, шановні члени разової спеціалізованої вченої ради! До вашої уваги представляю результати дисертаційної роботи на тему </w:t>
       </w:r>
       <w:r>
         <w:rPr>
-          <w:b/>
+          <w:rFonts w:ascii="Times New Roman" w:hAnsi="Times New Roman" w:cs="Times New Roman"/>
+          <w:b/>
+          <w:sz w:val="28"/>
         </w:rPr>
         <w:t>«Моделі, методи та інформаційна технологія дистанційної ідентифікації параметрів динамічних об’єктів»</w:t>
       </w:r>
       <w:r>
+        <w:rPr>
+          <w:rFonts w:ascii="Times New Roman" w:hAnsi="Times New Roman" w:cs="Times New Roman"/>
+          <w:b w:val="0"/>
+          <w:sz w:val="28"/>
+        </w:rPr>
         <w:t>.</w:t>
       </w:r>
     </w:p>
     <w:p>
-      <w:r>
+      <w:pPr>
+        <w:spacing w:after="120" w:line="276" w:lineRule="auto"/>
+        <w:jc w:val="both"/>
+      </w:pPr>
+      <w:r>
+        <w:rPr>
+          <w:rFonts w:ascii="Times New Roman" w:hAnsi="Times New Roman" w:cs="Times New Roman"/>
+          <w:b w:val="0"/>
+          <w:sz w:val="28"/>
+        </w:rPr>
         <w:t>У доповіді висвітлюються актуальність роботи, постановка задачі, наукова новизна та практичне значення одержаних результатів. Основну увагу приділено інтеграції трансформерної моделі DETR, алгоритмів оптичного потоку, методів оцінювання глибини сцени та ансамблевих підходів у межах єдиного програмного конвеєра дистанційної ідентифікації параметрів динамічних об’єктів.</w:t>
       </w:r>
     </w:p>
     <w:p>
-      <w:r>
+      <w:pPr>
+        <w:spacing w:after="120" w:line="276" w:lineRule="auto"/>
+        <w:jc w:val="both"/>
+      </w:pPr>
+      <w:r>
+        <w:rPr>
+          <w:rFonts w:ascii="Times New Roman" w:hAnsi="Times New Roman" w:cs="Times New Roman"/>
+          <w:b w:val="0"/>
+          <w:sz w:val="28"/>
+        </w:rPr>
         <w:t xml:space="preserve">Окремо подано результати експериментального порівняння </w:t>
       </w:r>
       <w:r>
         <w:rPr>
-          <w:b/>
+          <w:rFonts w:ascii="Times New Roman" w:hAnsi="Times New Roman" w:cs="Times New Roman"/>
+          <w:b/>
+          <w:sz w:val="28"/>
         </w:rPr>
         <w:t>35 комбінацій</w:t>
       </w:r>
       <w:r>
+        <w:rPr>
+          <w:rFonts w:ascii="Times New Roman" w:hAnsi="Times New Roman" w:cs="Times New Roman"/>
+          <w:b w:val="0"/>
+          <w:sz w:val="28"/>
+        </w:rPr>
         <w:t xml:space="preserve"> методів оптичного потоку й оцінювання глибини, а також відомості про практичне впровадження результатів у навчальному процесі та прикладних дослідженнях. У виступі також акцентовано увагу на тому, що запропонована технологія орієнтована не лише на академічний експеримент, а й на використання в прикладних системах, де важливими є точність, відтворюваність та адаптивність до умов спостереження. Повний текст доповіді в цей сценарій не включено, оскільки виступ здійснюється за презентацією; ключові підсумки та висновки винесено на завершальні слайди.</w:t>
       </w:r>
     </w:p>
-    <w:p/>
-    <w:p>
-      <w:r>
-        <w:rPr>
-          <w:b/>
+    <w:p>
+      <w:pPr>
+        <w:spacing w:after="120" w:line="276" w:lineRule="auto"/>
+        <w:jc w:val="both"/>
+      </w:pPr>
+      <w:r>
+        <w:rPr>
+          <w:rFonts w:ascii="Times New Roman" w:hAnsi="Times New Roman" w:cs="Times New Roman"/>
+          <w:b/>
+          <w:sz w:val="28"/>
         </w:rPr>
         <w:t>Головуючий:</w:t>
       </w:r>
     </w:p>
     <w:p>
-      <w:r>
+      <w:pPr>
+        <w:spacing w:after="120" w:line="276" w:lineRule="auto"/>
+        <w:jc w:val="both"/>
+      </w:pPr>
+      <w:r>
+        <w:rPr>
+          <w:rFonts w:ascii="Times New Roman" w:hAnsi="Times New Roman" w:cs="Times New Roman"/>
+          <w:b w:val="0"/>
+          <w:sz w:val="28"/>
+        </w:rPr>
         <w:t>Дякую. Доповідь завершено. Переходимо до запитань членів ради.</w:t>
       </w:r>
     </w:p>
-    <w:p/>
-    <w:p>
-      <w:r>
-        <w:rPr>
-          <w:b/>
+    <w:p>
+      <w:pPr>
+        <w:spacing w:after="120" w:line="276" w:lineRule="auto"/>
+        <w:jc w:val="both"/>
+      </w:pPr>
+      <w:r>
+        <w:rPr>
+          <w:rFonts w:ascii="Times New Roman" w:hAnsi="Times New Roman" w:cs="Times New Roman"/>
+          <w:b/>
+          <w:sz w:val="28"/>
         </w:rPr>
         <w:t>Годлевський Михайло Дмитрович:</w:t>
       </w:r>
     </w:p>
     <w:p>
-      <w:r>
+      <w:pPr>
+        <w:spacing w:after="120" w:line="276" w:lineRule="auto"/>
+        <w:jc w:val="both"/>
+      </w:pPr>
+      <w:r>
+        <w:rPr>
+          <w:rFonts w:ascii="Times New Roman" w:hAnsi="Times New Roman" w:cs="Times New Roman"/>
+          <w:b w:val="0"/>
+          <w:sz w:val="28"/>
+        </w:rPr>
         <w:t>Яке із наукових досягнень Ви вважаєте найбільш вагомим?</w:t>
       </w:r>
     </w:p>
-    <w:p/>
-    <w:p>
-      <w:r>
-        <w:rPr>
-          <w:b/>
+    <w:p>
+      <w:pPr>
+        <w:spacing w:after="120" w:line="276" w:lineRule="auto"/>
+        <w:jc w:val="both"/>
+      </w:pPr>
+      <w:r>
+        <w:rPr>
+          <w:rFonts w:ascii="Times New Roman" w:hAnsi="Times New Roman" w:cs="Times New Roman"/>
+          <w:b/>
+          <w:sz w:val="28"/>
         </w:rPr>
         <w:t>Кондратов О. М.:</w:t>
       </w:r>
     </w:p>
     <w:p>
-      <w:r>
+      <w:pPr>
+        <w:spacing w:after="120" w:line="276" w:lineRule="auto"/>
+        <w:jc w:val="both"/>
+      </w:pPr>
+      <w:r>
+        <w:rPr>
+          <w:rFonts w:ascii="Times New Roman" w:hAnsi="Times New Roman" w:cs="Times New Roman"/>
+          <w:b w:val="0"/>
+          <w:sz w:val="28"/>
+        </w:rPr>
         <w:t>Найбільш вагомим науковим досягненням вважаю вперше запропонований метод дистанційної ідентифікації параметрів динамічних об’єктів на основі поєднання трансформерної моделі виявлення DETR з алгоритмами оптичного потоку. Саме цей результат усуває розрізненість між виявленням об’єкта, відстеженням його руху та оцінюванням динамічних характеристик. Запропонований метод одночасно забезпечує виявлення, відстеження та оцінювання швидкості, напрямку руху і траєкторії об’єкта, що підвищує точність і стійкість ідентифікації в умовах шумів та часткових оклюзій без використання додаткових сенсорів або складної постобробки.</w:t>
       </w:r>
     </w:p>
     <w:p>
-      <w:r>
+      <w:pPr>
+        <w:spacing w:after="120" w:line="276" w:lineRule="auto"/>
+        <w:jc w:val="both"/>
+      </w:pPr>
+      <w:r>
+        <w:rPr>
+          <w:rFonts w:ascii="Times New Roman" w:hAnsi="Times New Roman" w:cs="Times New Roman"/>
+          <w:b w:val="0"/>
+          <w:sz w:val="28"/>
+        </w:rPr>
         <w:t>Новизна цього результату підтверджується проведеним аналізом сучасних публікацій і наявних рішень, у яких окремі компоненти, як правило, застосовуються ізольовано. На відміну від таких підходів, у роботі запропоновано єдину логіку взаємодії модулів виявлення, відстеження та оцінювання, яка не лише покращує якість кінцевого результату, а й створює основу для подальшого масштабування технології під різні прикладні сценарії.</w:t>
       </w:r>
     </w:p>
-    <w:p/>
-    <w:p>
-      <w:r>
-        <w:rPr>
-          <w:b/>
+    <w:p>
+      <w:pPr>
+        <w:spacing w:after="120" w:line="276" w:lineRule="auto"/>
+        <w:jc w:val="both"/>
+      </w:pPr>
+      <w:r>
+        <w:rPr>
+          <w:rFonts w:ascii="Times New Roman" w:hAnsi="Times New Roman" w:cs="Times New Roman"/>
+          <w:b/>
+          <w:sz w:val="28"/>
         </w:rPr>
         <w:t>Годлевський Михайло Дмитрович:</w:t>
       </w:r>
     </w:p>
     <w:p>
-      <w:r>
+      <w:pPr>
+        <w:spacing w:after="120" w:line="276" w:lineRule="auto"/>
+        <w:jc w:val="both"/>
+      </w:pPr>
+      <w:r>
+        <w:rPr>
+          <w:rFonts w:ascii="Times New Roman" w:hAnsi="Times New Roman" w:cs="Times New Roman"/>
+          <w:b w:val="0"/>
+          <w:sz w:val="28"/>
+        </w:rPr>
         <w:t>Дякую. Я задоволений відповіддю.</w:t>
       </w:r>
     </w:p>
-    <w:p/>
-    <w:p>
-      <w:r>
-        <w:rPr>
-          <w:b/>
+    <w:p>
+      <w:pPr>
+        <w:spacing w:after="120" w:line="276" w:lineRule="auto"/>
+        <w:jc w:val="both"/>
+      </w:pPr>
+      <w:r>
+        <w:rPr>
+          <w:rFonts w:ascii="Times New Roman" w:hAnsi="Times New Roman" w:cs="Times New Roman"/>
+          <w:b/>
+          <w:sz w:val="28"/>
         </w:rPr>
         <w:t>Копп Андрій Михайлович:</w:t>
       </w:r>
     </w:p>
     <w:p>
-      <w:r>
+      <w:pPr>
+        <w:spacing w:after="120" w:line="276" w:lineRule="auto"/>
+        <w:jc w:val="both"/>
+      </w:pPr>
+      <w:r>
+        <w:rPr>
+          <w:rFonts w:ascii="Times New Roman" w:hAnsi="Times New Roman" w:cs="Times New Roman"/>
+          <w:b w:val="0"/>
+          <w:sz w:val="28"/>
+        </w:rPr>
         <w:t>Який подальший розвиток обраного напрямку дослідження Ви бачите?</w:t>
       </w:r>
     </w:p>
-    <w:p/>
-    <w:p>
-      <w:r>
-        <w:rPr>
-          <w:b/>
+    <w:p>
+      <w:pPr>
+        <w:spacing w:after="120" w:line="276" w:lineRule="auto"/>
+        <w:jc w:val="both"/>
+      </w:pPr>
+      <w:r>
+        <w:rPr>
+          <w:rFonts w:ascii="Times New Roman" w:hAnsi="Times New Roman" w:cs="Times New Roman"/>
+          <w:b/>
+          <w:sz w:val="28"/>
         </w:rPr>
         <w:t>Кондратов О. М.:</w:t>
       </w:r>
     </w:p>
     <w:p>
-      <w:r>
+      <w:pPr>
+        <w:spacing w:after="120" w:line="276" w:lineRule="auto"/>
+        <w:jc w:val="both"/>
+      </w:pPr>
+      <w:r>
+        <w:rPr>
+          <w:rFonts w:ascii="Times New Roman" w:hAnsi="Times New Roman" w:cs="Times New Roman"/>
+          <w:b w:val="0"/>
+          <w:sz w:val="28"/>
+        </w:rPr>
         <w:t>Подальший розвиток дослідження бачу у трьох основних напрямах. Перший – розширення експериментальної бази та повноцінне розгортання всіх нейромережевих моделей, зокрема RAFT і FlowNet, на відповідному апаратному забезпеченні. Другий – інтеграція з додатковими джерелами даних, насамперед LiDAR та інерціальними сенсорами, що особливо важливо для безпілотних платформ. Третій – оптимізація для вбудованих систем реального часу з використанням квантування, дистиляції моделей та інструментів на кшталт TensorRT або OpenVINO. Окремо вважаю перспективним перенесення підходу на медичні та астрофізичні задачі.</w:t>
       </w:r>
     </w:p>
     <w:p>
-      <w:r>
+      <w:pPr>
+        <w:spacing w:after="120" w:line="276" w:lineRule="auto"/>
+        <w:jc w:val="both"/>
+      </w:pPr>
+      <w:r>
+        <w:rPr>
+          <w:rFonts w:ascii="Times New Roman" w:hAnsi="Times New Roman" w:cs="Times New Roman"/>
+          <w:b w:val="0"/>
+          <w:sz w:val="28"/>
+        </w:rPr>
         <w:t>Крім того, перспективним є поглиблення адаптивності системи за рахунок автоматичного вибору найкращої конфігурації методів залежно від типу сцени, рівня шуму та обмежень обчислювальних ресурсів. Такий розвиток дозволить перейти від модульної дослідницької платформи до більш автономної прикладної системи підтримки прийняття рішень у реальному часі.</w:t>
       </w:r>
     </w:p>
-    <w:p/>
-    <w:p>
-      <w:r>
-        <w:rPr>
-          <w:b/>
+    <w:p>
+      <w:pPr>
+        <w:spacing w:after="120" w:line="276" w:lineRule="auto"/>
+        <w:jc w:val="both"/>
+      </w:pPr>
+      <w:r>
+        <w:rPr>
+          <w:rFonts w:ascii="Times New Roman" w:hAnsi="Times New Roman" w:cs="Times New Roman"/>
+          <w:b/>
+          <w:sz w:val="28"/>
         </w:rPr>
         <w:t>Копп Андрій Михайлович:</w:t>
       </w:r>
     </w:p>
     <w:p>
-      <w:r>
+      <w:pPr>
+        <w:spacing w:after="120" w:line="276" w:lineRule="auto"/>
+        <w:jc w:val="both"/>
+      </w:pPr>
+      <w:r>
+        <w:rPr>
+          <w:rFonts w:ascii="Times New Roman" w:hAnsi="Times New Roman" w:cs="Times New Roman"/>
+          <w:b w:val="0"/>
+          <w:sz w:val="28"/>
+        </w:rPr>
         <w:t>Дякую, задоволений відповіддю.</w:t>
       </w:r>
     </w:p>
-    <w:p/>
-    <w:p>
-      <w:r>
-        <w:rPr>
-          <w:b/>
+    <w:p>
+      <w:pPr>
+        <w:spacing w:after="120" w:line="276" w:lineRule="auto"/>
+        <w:jc w:val="both"/>
+      </w:pPr>
+      <w:r>
+        <w:rPr>
+          <w:rFonts w:ascii="Times New Roman" w:hAnsi="Times New Roman" w:cs="Times New Roman"/>
+          <w:b/>
+          <w:sz w:val="28"/>
         </w:rPr>
         <w:t>Шматко Олександр Віталійович:</w:t>
       </w:r>
     </w:p>
     <w:p>
-      <w:r>
+      <w:pPr>
+        <w:spacing w:after="120" w:line="276" w:lineRule="auto"/>
+        <w:jc w:val="both"/>
+      </w:pPr>
+      <w:r>
+        <w:rPr>
+          <w:rFonts w:ascii="Times New Roman" w:hAnsi="Times New Roman" w:cs="Times New Roman"/>
+          <w:b w:val="0"/>
+          <w:sz w:val="28"/>
+        </w:rPr>
         <w:t>Як Ви оцінювали ефективність запропонованих методів і чому обрали саме таку систему метрик?</w:t>
       </w:r>
     </w:p>
-    <w:p/>
-    <w:p>
-      <w:r>
-        <w:rPr>
-          <w:b/>
+    <w:p>
+      <w:pPr>
+        <w:spacing w:after="120" w:line="276" w:lineRule="auto"/>
+        <w:jc w:val="both"/>
+      </w:pPr>
+      <w:r>
+        <w:rPr>
+          <w:rFonts w:ascii="Times New Roman" w:hAnsi="Times New Roman" w:cs="Times New Roman"/>
+          <w:b/>
+          <w:sz w:val="28"/>
         </w:rPr>
         <w:t>Кондратов О. М.:</w:t>
       </w:r>
     </w:p>
     <w:p>
-      <w:r>
+      <w:pPr>
+        <w:spacing w:after="120" w:line="276" w:lineRule="auto"/>
+        <w:jc w:val="both"/>
+      </w:pPr>
+      <w:r>
+        <w:rPr>
+          <w:rFonts w:ascii="Times New Roman" w:hAnsi="Times New Roman" w:cs="Times New Roman"/>
+          <w:b w:val="0"/>
+          <w:sz w:val="28"/>
+        </w:rPr>
         <w:t>Для оцінювання ефективності використано комплексну систему метрик, яка охоплює три основні аспекти задачі. Для оптичного потоку застосовано EPE та AAE, для оцінювання глибини – RMSE, MAE та PSNR, а для сегментації та просторової локалізації – IoU та Dice. Така система дала змогу об’єктивно порівняти 35 комбінацій методів оптичного потоку та оцінювання глибини, а також визначити оптимальні конфігурації для різних умов спостереження. Експериментально підтверджено, що ансамблевий підхід Bagging забезпечив найкращу точність відновлення глибини, зокрема RMSE = 0,713, PSNR = 51,065 дБ та IoU = 0,996.</w:t>
       </w:r>
     </w:p>
     <w:p>
-      <w:r>
+      <w:pPr>
+        <w:spacing w:after="120" w:line="276" w:lineRule="auto"/>
+        <w:jc w:val="both"/>
+      </w:pPr>
+      <w:r>
+        <w:rPr>
+          <w:rFonts w:ascii="Times New Roman" w:hAnsi="Times New Roman" w:cs="Times New Roman"/>
+          <w:b w:val="0"/>
+          <w:sz w:val="28"/>
+        </w:rPr>
         <w:t>Саме комплексність системи метрик була принципово важливою, оскільки використання лише одного інтегрального показника приховало б сильні та слабкі сторони окремих компонентів. У межах запропонованого підходу вдалося оцінити не тільки точність, а й стабільність роботи системи в різних умовах, що є критичним для задач практичного впровадження.</w:t>
       </w:r>
     </w:p>
-    <w:p/>
-    <w:p>
-      <w:r>
-        <w:rPr>
-          <w:b/>
+    <w:p>
+      <w:pPr>
+        <w:spacing w:after="120" w:line="276" w:lineRule="auto"/>
+        <w:jc w:val="both"/>
+      </w:pPr>
+      <w:r>
+        <w:rPr>
+          <w:rFonts w:ascii="Times New Roman" w:hAnsi="Times New Roman" w:cs="Times New Roman"/>
+          <w:b/>
+          <w:sz w:val="28"/>
         </w:rPr>
         <w:t>Шматко Олександр Віталійович:</w:t>
       </w:r>
     </w:p>
     <w:p>
-      <w:r>
+      <w:pPr>
+        <w:spacing w:after="120" w:line="276" w:lineRule="auto"/>
+        <w:jc w:val="both"/>
+      </w:pPr>
+      <w:r>
+        <w:rPr>
+          <w:rFonts w:ascii="Times New Roman" w:hAnsi="Times New Roman" w:cs="Times New Roman"/>
+          <w:b w:val="0"/>
+          <w:sz w:val="28"/>
+        </w:rPr>
         <w:t>Дякую, я задоволений відповіддю.</w:t>
       </w:r>
     </w:p>
-    <w:p/>
-    <w:p>
-      <w:r>
-        <w:rPr>
-          <w:b/>
+    <w:p>
+      <w:pPr>
+        <w:spacing w:after="120" w:line="276" w:lineRule="auto"/>
+        <w:jc w:val="both"/>
+      </w:pPr>
+      <w:r>
+        <w:rPr>
+          <w:rFonts w:ascii="Times New Roman" w:hAnsi="Times New Roman" w:cs="Times New Roman"/>
+          <w:b/>
+          <w:sz w:val="28"/>
         </w:rPr>
         <w:t>Годлевський Михайло Дмитрович:</w:t>
       </w:r>
     </w:p>
     <w:p>
-      <w:r>
+      <w:pPr>
+        <w:spacing w:after="120" w:line="276" w:lineRule="auto"/>
+        <w:jc w:val="both"/>
+      </w:pPr>
+      <w:r>
+        <w:rPr>
+          <w:rFonts w:ascii="Times New Roman" w:hAnsi="Times New Roman" w:cs="Times New Roman"/>
+          <w:b w:val="0"/>
+          <w:sz w:val="28"/>
+        </w:rPr>
         <w:t>Чому для реалізації архітектури обрано саме модульний підхід?</w:t>
       </w:r>
     </w:p>
-    <w:p/>
-    <w:p>
-      <w:r>
-        <w:rPr>
-          <w:b/>
+    <w:p>
+      <w:pPr>
+        <w:spacing w:after="120" w:line="276" w:lineRule="auto"/>
+        <w:jc w:val="both"/>
+      </w:pPr>
+      <w:r>
+        <w:rPr>
+          <w:rFonts w:ascii="Times New Roman" w:hAnsi="Times New Roman" w:cs="Times New Roman"/>
+          <w:b/>
+          <w:sz w:val="28"/>
         </w:rPr>
         <w:t>Кондратов О. М.:</w:t>
       </w:r>
     </w:p>
     <w:p>
-      <w:r>
+      <w:pPr>
+        <w:spacing w:after="120" w:line="276" w:lineRule="auto"/>
+        <w:jc w:val="both"/>
+      </w:pPr>
+      <w:r>
+        <w:rPr>
+          <w:rFonts w:ascii="Times New Roman" w:hAnsi="Times New Roman" w:cs="Times New Roman"/>
+          <w:b w:val="0"/>
+          <w:sz w:val="28"/>
+        </w:rPr>
         <w:t>Модульний підхід обрано через різнорідність методів, необхідність автоматизованого порівняння великої кількості комбінацій і потребу в гнучкому впровадженні. Він дає змогу незалежно замінювати детектори, алгоритми оптичного потоку та модулі оцінювання глибини без перебудови всієї системи. Саме завдяки такій архітектурі було можливо провести порівняння 35 комбінацій у межах єдиного конвеєра, а також закласти основу для адаптації системи під різні сценарії – від відеоспостереження до робототехніки та БПЛА.</w:t>
       </w:r>
     </w:p>
     <w:p>
-      <w:r>
+      <w:pPr>
+        <w:spacing w:after="120" w:line="276" w:lineRule="auto"/>
+        <w:jc w:val="both"/>
+      </w:pPr>
+      <w:r>
+        <w:rPr>
+          <w:rFonts w:ascii="Times New Roman" w:hAnsi="Times New Roman" w:cs="Times New Roman"/>
+          <w:b w:val="0"/>
+          <w:sz w:val="28"/>
+        </w:rPr>
         <w:t>Окрім цього, модульність забезпечує кращу відтворюваність експериментів, прозорість аналізу внеску кожного компонента і можливість поступового розвитку системи без повного перепроєктування. Для наукового дослідження це особливо важливо, оскільки дозволяє коректно локалізувати джерело поліпшення або погіршення якості при заміні окремих методів.</w:t>
       </w:r>
     </w:p>
-    <w:p/>
-    <w:p>
-      <w:r>
-        <w:rPr>
-          <w:b/>
+    <w:p>
+      <w:pPr>
+        <w:spacing w:after="120" w:line="276" w:lineRule="auto"/>
+        <w:jc w:val="both"/>
+      </w:pPr>
+      <w:r>
+        <w:rPr>
+          <w:rFonts w:ascii="Times New Roman" w:hAnsi="Times New Roman" w:cs="Times New Roman"/>
+          <w:b/>
+          <w:sz w:val="28"/>
         </w:rPr>
         <w:t>Годлевський Михайло Дмитрович:</w:t>
       </w:r>
     </w:p>
     <w:p>
-      <w:r>
+      <w:pPr>
+        <w:spacing w:after="120" w:line="276" w:lineRule="auto"/>
+        <w:jc w:val="both"/>
+      </w:pPr>
+      <w:r>
+        <w:rPr>
+          <w:rFonts w:ascii="Times New Roman" w:hAnsi="Times New Roman" w:cs="Times New Roman"/>
+          <w:b w:val="0"/>
+          <w:sz w:val="28"/>
+        </w:rPr>
         <w:t>Дякую. У мене більше запитань немає.</w:t>
       </w:r>
     </w:p>
-    <w:p/>
-    <w:p>
-      <w:r>
-        <w:rPr>
-          <w:b/>
+    <w:p>
+      <w:pPr>
+        <w:spacing w:after="120" w:line="276" w:lineRule="auto"/>
+        <w:jc w:val="both"/>
+      </w:pPr>
+      <w:r>
+        <w:rPr>
+          <w:rFonts w:ascii="Times New Roman" w:hAnsi="Times New Roman" w:cs="Times New Roman"/>
+          <w:b/>
+          <w:sz w:val="28"/>
         </w:rPr>
         <w:t>Головуючий:</w:t>
       </w:r>
     </w:p>
     <w:p>
-      <w:r>
+      <w:pPr>
+        <w:spacing w:after="120" w:line="276" w:lineRule="auto"/>
+        <w:jc w:val="both"/>
+      </w:pPr>
+      <w:r>
+        <w:rPr>
+          <w:rFonts w:ascii="Times New Roman" w:hAnsi="Times New Roman" w:cs="Times New Roman"/>
+          <w:b w:val="0"/>
+          <w:sz w:val="28"/>
+        </w:rPr>
         <w:t>Чи є ще запитання до здобувача? Немає.</w:t>
       </w:r>
     </w:p>
     <w:p>
-      <w:r>
+      <w:pPr>
+        <w:spacing w:after="120" w:line="276" w:lineRule="auto"/>
+        <w:jc w:val="both"/>
+      </w:pPr>
+      <w:r>
+        <w:rPr>
+          <w:rFonts w:ascii="Times New Roman" w:hAnsi="Times New Roman" w:cs="Times New Roman"/>
+          <w:b w:val="0"/>
+          <w:sz w:val="28"/>
+        </w:rPr>
         <w:t>Відповіді здобувача були вичерпними, аргументованими та безпосередньо пов’язаними з поставленими членами ради запитаннями. Вони засвідчили належне володіння матеріалом дисертації, розуміння меж застосовності запропонованих рішень і бачення напрямів подальшого розвитку дослідження. Пропоную перейти до обговорення.</w:t>
       </w:r>
     </w:p>
-    <w:p/>
-    <w:p>
-      <w:r>
+    <w:p>
+      <w:pPr>
+        <w:spacing w:after="120" w:line="276" w:lineRule="auto"/>
+        <w:jc w:val="both"/>
+      </w:pPr>
+      <w:r>
+        <w:rPr>
+          <w:rFonts w:ascii="Times New Roman" w:hAnsi="Times New Roman" w:cs="Times New Roman"/>
+          <w:b w:val="0"/>
+          <w:sz w:val="28"/>
+        </w:rPr>
         <w:t xml:space="preserve">Слово надається науковому керівнику, доктору технічних наук, професору </w:t>
       </w:r>
       <w:r>
         <w:rPr>
-          <w:b/>
+          <w:rFonts w:ascii="Times New Roman" w:hAnsi="Times New Roman" w:cs="Times New Roman"/>
+          <w:b/>
+          <w:sz w:val="28"/>
         </w:rPr>
         <w:t>Нікуліній Олені Миколаївні</w:t>
       </w:r>
       <w:r>
+        <w:rPr>
+          <w:rFonts w:ascii="Times New Roman" w:hAnsi="Times New Roman" w:cs="Times New Roman"/>
+          <w:b w:val="0"/>
+          <w:sz w:val="28"/>
+        </w:rPr>
         <w:t>.</w:t>
       </w:r>
     </w:p>
-    <w:p/>
-    <w:p>
-      <w:r>
-        <w:rPr>
-          <w:b/>
+    <w:p>
+      <w:pPr>
+        <w:spacing w:after="120" w:line="276" w:lineRule="auto"/>
+        <w:jc w:val="both"/>
+      </w:pPr>
+      <w:r>
+        <w:rPr>
+          <w:rFonts w:ascii="Times New Roman" w:hAnsi="Times New Roman" w:cs="Times New Roman"/>
+          <w:b/>
+          <w:sz w:val="28"/>
         </w:rPr>
         <w:t>Нікуліна Олена Миколаївна:</w:t>
       </w:r>
     </w:p>
     <w:p>
-      <w:r>
+      <w:pPr>
+        <w:spacing w:after="120" w:line="276" w:lineRule="auto"/>
+        <w:jc w:val="both"/>
+      </w:pPr>
+      <w:r>
+        <w:rPr>
+          <w:rFonts w:ascii="Times New Roman" w:hAnsi="Times New Roman" w:cs="Times New Roman"/>
+          <w:b w:val="0"/>
+          <w:sz w:val="28"/>
+        </w:rPr>
         <w:t>Шановні колеги! Відповідно до традиції, у своєму виступі я коротко охарактеризую здобувача. Кондратов Олексій Михайлович у повному обсязі виконав індивідуальний план наукової та освітньої роботи, успішно завершив навчальні дисципліни аспірантури, системно працював над темою дослідження і зарекомендував себе як самостійний, відповідальний та підготовлений дослідник.</w:t>
       </w:r>
     </w:p>
     <w:p>
-      <w:r>
+      <w:pPr>
+        <w:spacing w:after="120" w:line="276" w:lineRule="auto"/>
+        <w:jc w:val="both"/>
+      </w:pPr>
+      <w:r>
+        <w:rPr>
+          <w:rFonts w:ascii="Times New Roman" w:hAnsi="Times New Roman" w:cs="Times New Roman"/>
+          <w:b w:val="0"/>
+          <w:sz w:val="28"/>
+        </w:rPr>
         <w:t xml:space="preserve">За темою дисертації ним опубліковано </w:t>
       </w:r>
       <w:r>
         <w:rPr>
-          <w:b/>
+          <w:rFonts w:ascii="Times New Roman" w:hAnsi="Times New Roman" w:cs="Times New Roman"/>
+          <w:b/>
+          <w:sz w:val="28"/>
         </w:rPr>
         <w:t>15 наукових праць</w:t>
       </w:r>
       <w:r>
+        <w:rPr>
+          <w:rFonts w:ascii="Times New Roman" w:hAnsi="Times New Roman" w:cs="Times New Roman"/>
+          <w:b w:val="0"/>
+          <w:sz w:val="28"/>
+        </w:rPr>
         <w:t>, серед яких статті у фахових виданнях України та праці апробаційного характеру, включно з публікацією у матеріалах IEEE KhPIWeek, що індексуються у Scopus. Усього за результатами дослідження підготовлено 8 статей, а результати роботи апробовано на міжнародних конференціях MicroCAD, KhPI Week on Advanced Technology та конференціях молодих вчених НТУ «ХПІ».</w:t>
       </w:r>
     </w:p>
     <w:p>
-      <w:r>
+      <w:pPr>
+        <w:spacing w:after="120" w:line="276" w:lineRule="auto"/>
+        <w:jc w:val="both"/>
+      </w:pPr>
+      <w:r>
+        <w:rPr>
+          <w:rFonts w:ascii="Times New Roman" w:hAnsi="Times New Roman" w:cs="Times New Roman"/>
+          <w:b w:val="0"/>
+          <w:sz w:val="28"/>
+        </w:rPr>
         <w:t>У процесі підготовки дисертації здобувач продемонстрував уміння самостійно працювати з сучасними методами комп’ютерного зору, обробки зображень, нейромережевого моделювання та експериментальної верифікації результатів. Важливо, що він не обмежився лише теоретичним аналізом, а довів дослідження до рівня програмної реалізації та практичного використання.</w:t>
       </w:r>
     </w:p>
     <w:p>
-      <w:r>
+      <w:pPr>
+        <w:spacing w:after="120" w:line="276" w:lineRule="auto"/>
+        <w:jc w:val="both"/>
+      </w:pPr>
+      <w:r>
+        <w:rPr>
+          <w:rFonts w:ascii="Times New Roman" w:hAnsi="Times New Roman" w:cs="Times New Roman"/>
+          <w:b w:val="0"/>
+          <w:sz w:val="28"/>
+        </w:rPr>
         <w:t>Практична значущість підтверджується впровадженням результатів у навчальний процес НТУ «ХПІ», ТОВ «Технічний університет «Метінвест Політехніка» та у Радіоастрономічному інституті НАН України. Вважаю, що дисертаційна робота відповідає вимогам до кваліфікаційних наукових праць на здобуття ступеня доктора філософії, а її автора слід підтримати.</w:t>
       </w:r>
     </w:p>
     <w:p>
-      <w:r>
+      <w:pPr>
+        <w:spacing w:after="120" w:line="276" w:lineRule="auto"/>
+        <w:jc w:val="both"/>
+      </w:pPr>
+      <w:r>
+        <w:rPr>
+          <w:rFonts w:ascii="Times New Roman" w:hAnsi="Times New Roman" w:cs="Times New Roman"/>
+          <w:b w:val="0"/>
+          <w:sz w:val="28"/>
+        </w:rPr>
         <w:t>Зверну увагу й на те, що здобувач протягом усього періоду підготовки дисертації виявляв наполегливість, здатність до самостійного наукового пошуку та вміння послідовно доводити дослідження від ідеї до експериментального підтвердження. Саме тому прошу членів ради підтримати подану дисертаційну роботу.</w:t>
       </w:r>
     </w:p>
-    <w:p/>
-    <w:p>
-      <w:r>
-        <w:rPr>
-          <w:b/>
+    <w:p>
+      <w:pPr>
+        <w:spacing w:after="120" w:line="276" w:lineRule="auto"/>
+        <w:jc w:val="both"/>
+      </w:pPr>
+      <w:r>
+        <w:rPr>
+          <w:rFonts w:ascii="Times New Roman" w:hAnsi="Times New Roman" w:cs="Times New Roman"/>
+          <w:b/>
+          <w:sz w:val="28"/>
         </w:rPr>
         <w:t>Головуючий:</w:t>
       </w:r>
     </w:p>
     <w:p>
-      <w:r>
+      <w:pPr>
+        <w:spacing w:after="120" w:line="276" w:lineRule="auto"/>
+        <w:jc w:val="both"/>
+      </w:pPr>
+      <w:r>
+        <w:rPr>
+          <w:rFonts w:ascii="Times New Roman" w:hAnsi="Times New Roman" w:cs="Times New Roman"/>
+          <w:b w:val="0"/>
+          <w:sz w:val="28"/>
+        </w:rPr>
         <w:t>Дякуємо. Чи є запитання до наукового керівника? Немає.</w:t>
       </w:r>
     </w:p>
-    <w:p/>
-    <w:p>
-      <w:r>
+    <w:p>
+      <w:pPr>
+        <w:spacing w:after="120" w:line="276" w:lineRule="auto"/>
+        <w:jc w:val="both"/>
+      </w:pPr>
+      <w:r>
+        <w:rPr>
+          <w:rFonts w:ascii="Times New Roman" w:hAnsi="Times New Roman" w:cs="Times New Roman"/>
+          <w:b w:val="0"/>
+          <w:sz w:val="28"/>
+        </w:rPr>
         <w:t xml:space="preserve">Слово надається офіційному опоненту, доктору технічних наук, завідувачу кафедри математичного забезпечення комп’ютерних систем Одеського національного університету імені І. І. Мечникова, </w:t>
       </w:r>
       <w:r>
         <w:rPr>
-          <w:b/>
+          <w:rFonts w:ascii="Times New Roman" w:hAnsi="Times New Roman" w:cs="Times New Roman"/>
+          <w:b/>
+          <w:sz w:val="28"/>
         </w:rPr>
         <w:t>Малахову Євгенію Валерійовичу</w:t>
       </w:r>
       <w:r>
+        <w:rPr>
+          <w:rFonts w:ascii="Times New Roman" w:hAnsi="Times New Roman" w:cs="Times New Roman"/>
+          <w:b w:val="0"/>
+          <w:sz w:val="28"/>
+        </w:rPr>
         <w:t>.</w:t>
       </w:r>
     </w:p>
-    <w:p/>
-    <w:p>
-      <w:r>
-        <w:rPr>
-          <w:b/>
+    <w:p>
+      <w:pPr>
+        <w:spacing w:after="120" w:line="276" w:lineRule="auto"/>
+        <w:jc w:val="both"/>
+      </w:pPr>
+      <w:r>
+        <w:rPr>
+          <w:rFonts w:ascii="Times New Roman" w:hAnsi="Times New Roman" w:cs="Times New Roman"/>
+          <w:b/>
+          <w:sz w:val="28"/>
         </w:rPr>
         <w:t>Малахов Євгеній Валерійович:</w:t>
       </w:r>
     </w:p>
     <w:p>
-      <w:r>
+      <w:pPr>
+        <w:spacing w:after="120" w:line="276" w:lineRule="auto"/>
+        <w:jc w:val="both"/>
+      </w:pPr>
+      <w:r>
+        <w:rPr>
+          <w:rFonts w:ascii="Times New Roman" w:hAnsi="Times New Roman" w:cs="Times New Roman"/>
+          <w:b w:val="0"/>
+          <w:sz w:val="28"/>
+        </w:rPr>
         <w:t>(Зачитує відгук. Відгук додається.)</w:t>
       </w:r>
     </w:p>
-    <w:p/>
-    <w:p>
-      <w:r>
-        <w:t>1. У роботі доцільно ще чіткіше розвести поняття «модель», «метод» та «інформаційна технологія», особливо у формулюваннях наукової новизни та підсумкових висновках.</w:t>
-      </w:r>
-    </w:p>
-    <w:p>
-      <w:r>
-        <w:t>2. У дисертації наведено коректне порівняння 35 комбінацій методів, однак у частині результатів FlowNet і GeoNet слід ще виразніше зафіксувати межі інтерпретації проксі-оцінок, отриманих за резервною схемою.</w:t>
-      </w:r>
-    </w:p>
-    <w:p>
-      <w:r>
-        <w:t>3. Для повнішого підтвердження заявленого підвищення надійності та адаптивності бажано було б навести додаткові статистичні характеристики стійкості результатів у серіях експериментів за різних рівнів шуму й оклюзій.</w:t>
-      </w:r>
-    </w:p>
-    <w:p>
-      <w:r>
-        <w:t>4. З огляду на модульний характер системи доцільним було б розширити порівняння з альтернативними детекторами та окремо показати, як змінюється ефективність конвеєра при заміні DETR на інші сучасні рішення.</w:t>
-      </w:r>
-    </w:p>
-    <w:p>
-      <w:r>
-        <w:t>5. Практична цінність роботи є очевидною, однак для прикладного використання доцільно було б детальніше подати часові та ресурсні витрати окремих модулів системи.</w:t>
-      </w:r>
-    </w:p>
-    <w:p>
-      <w:r>
-        <w:t>6. У тексті зустрічаються окремі стилістичні неточності та нерівномірність у поданні англомовних позначень.</w:t>
-      </w:r>
-    </w:p>
-    <w:p/>
-    <w:p>
-      <w:r>
-        <w:t>Зазначені зауваження не знижують загальної позитивної оцінки дисертаційної роботи.</w:t>
-      </w:r>
-    </w:p>
-    <w:p/>
-    <w:p>
-      <w:r>
-        <w:rPr>
-          <w:b/>
+    <w:p>
+      <w:pPr>
+        <w:spacing w:after="120" w:line="276" w:lineRule="auto"/>
+        <w:jc w:val="both"/>
+      </w:pPr>
+      <w:r>
+        <w:rPr>
+          <w:rFonts w:ascii="Times New Roman" w:hAnsi="Times New Roman" w:cs="Times New Roman"/>
+          <w:b w:val="0"/>
+          <w:sz w:val="28"/>
+        </w:rPr>
+        <w:t>1. При розгляді предметної області у Розділі 1 автор аналізує класифікацію «динамічних об’єктів», де поняття динаміки традиційно передбачає аналіз сил, що викликають рух, або дослідження внутрішніх фізичних змін станів системи. Проте, судячи зі змісту подальших розділів та сформульованих висновків, розроблена інформаційна технологія орієнтована на визначення положення, швидкості, напрямку руху та просторово-часового опису стану об’єктів за відеоданими. У галузі комп’ютерного зору такі задачі частіше класифікуються як розпізнавання та відстеження рухомих об’єктів (moving objects). Автору доцільно чіткіше обґрунтувати вибір терміну «динамічні об’єкти» або уточнити понятійний апарат у контексті отриманих практичних результатів.</w:t>
+      </w:r>
+    </w:p>
+    <w:p>
+      <w:pPr>
+        <w:spacing w:after="120" w:line="276" w:lineRule="auto"/>
+        <w:jc w:val="both"/>
+      </w:pPr>
+      <w:r>
+        <w:rPr>
+          <w:rFonts w:ascii="Times New Roman" w:hAnsi="Times New Roman" w:cs="Times New Roman"/>
+          <w:b w:val="0"/>
+          <w:sz w:val="28"/>
+        </w:rPr>
+        <w:t>2. При проведенні експериментальних досліджень у тих конфігураціях системи, де застосовуються резервні або проксі-оцінки параметрів, автору варто було б чіткіше окреслити межі інтерпретації та екстраполяції отриманих результатів. Додаткове обґрунтування ступеня адекватності таких замінних оцінок порівняно з еталонними вимірюваннями дозволило б підвищити достовірність зроблених у роботі узагальнень.</w:t>
+      </w:r>
+    </w:p>
+    <w:p>
+      <w:pPr>
+        <w:spacing w:after="120" w:line="276" w:lineRule="auto"/>
+        <w:jc w:val="both"/>
+      </w:pPr>
+      <w:r>
+        <w:rPr>
+          <w:rFonts w:ascii="Times New Roman" w:hAnsi="Times New Roman" w:cs="Times New Roman"/>
+          <w:b w:val="0"/>
+          <w:sz w:val="28"/>
+        </w:rPr>
+        <w:t>3. Для посилення наукової аргументації та обґрунтованості висновків щодо підвищення надійності й адаптивності запропонованої технології, роботу доцільно було б доповнити більш розгорнутим статистичним аналізом. Зокрема, корисним для оцінки робастності системи було б наведення кількісних показників стійкості результатів ідентифікації за різних градацій дестабілізуючих факторів (варіювання рівнів цифрового шуму, ступеня оклюзії об’єктів та динамічної зміни освітленості сцени).</w:t>
+      </w:r>
+    </w:p>
+    <w:p>
+      <w:pPr>
+        <w:spacing w:after="120" w:line="276" w:lineRule="auto"/>
+        <w:jc w:val="both"/>
+      </w:pPr>
+      <w:r>
+        <w:rPr>
+          <w:rFonts w:ascii="Times New Roman" w:hAnsi="Times New Roman" w:cs="Times New Roman"/>
+          <w:b w:val="0"/>
+          <w:sz w:val="28"/>
+        </w:rPr>
+        <w:t>4. Зважаючи на задекларовану модульну архітектуру побудованого інформаційного конвеєра, наукову цінність дослідження суттєво збагатило б розширення порівняльного аналізу. Було б доцільно продемонструвати результати інтеграції в конвеєр альтернативних сучасних детекторів об’єктів або трекінгових компонентів (наприклад, порівняти базові моделі із іншими варіаціями архітектур) та кількісно оцінити, як саме така заміна елементів впливає на інтегральні характеристики та точність функціонування всієї системи.</w:t>
+      </w:r>
+    </w:p>
+    <w:p>
+      <w:pPr>
+        <w:spacing w:after="120" w:line="276" w:lineRule="auto"/>
+        <w:jc w:val="both"/>
+      </w:pPr>
+      <w:r>
+        <w:rPr>
+          <w:rFonts w:ascii="Times New Roman" w:hAnsi="Times New Roman" w:cs="Times New Roman"/>
+          <w:b w:val="0"/>
+          <w:sz w:val="28"/>
+        </w:rPr>
+        <w:t>5. З погляду практичного впровадження розробленої технології в контурах керування реального часу важливою характеристикою є її обчислювальна ефективність. У роботі було б цінним детальніше відобразити результати оцінювання часової складності та ресурсних витрат (навантаження на CPU/GPU, використання пам’яті) окремо для кожного функціонального модуля технологічного ланцюга. Це дозволило б чіткіше визначити вимоги до апаратного забезпечення для розгортання системи у промислових чи автономних комплексах.</w:t>
+      </w:r>
+    </w:p>
+    <w:p>
+      <w:pPr>
+        <w:spacing w:after="120" w:line="276" w:lineRule="auto"/>
+        <w:jc w:val="both"/>
+      </w:pPr>
+      <w:r>
+        <w:rPr>
+          <w:rFonts w:ascii="Times New Roman" w:hAnsi="Times New Roman" w:cs="Times New Roman"/>
+          <w:b w:val="0"/>
+          <w:sz w:val="28"/>
+        </w:rPr>
+        <w:t>Вказані недоліки не впливають на загальну позитивну оцінку виконаної роботи. Дисертація є актуальною і має високу наукову цінність та практичну значущість.</w:t>
+      </w:r>
+    </w:p>
+    <w:p>
+      <w:pPr>
+        <w:spacing w:after="120" w:line="276" w:lineRule="auto"/>
+        <w:jc w:val="both"/>
+      </w:pPr>
+      <w:r>
+        <w:rPr>
+          <w:rFonts w:ascii="Times New Roman" w:hAnsi="Times New Roman" w:cs="Times New Roman"/>
+          <w:b/>
+          <w:sz w:val="28"/>
         </w:rPr>
         <w:t>Головуючий:</w:t>
       </w:r>
     </w:p>
     <w:p>
-      <w:r>
+      <w:pPr>
+        <w:spacing w:after="120" w:line="276" w:lineRule="auto"/>
+        <w:jc w:val="both"/>
+      </w:pPr>
+      <w:r>
+        <w:rPr>
+          <w:rFonts w:ascii="Times New Roman" w:hAnsi="Times New Roman" w:cs="Times New Roman"/>
+          <w:b w:val="0"/>
+          <w:sz w:val="28"/>
+        </w:rPr>
         <w:t>Дякуємо, шановний пане Євгенію Валерійовичу. Слово для відповіді надається здобувачу.</w:t>
       </w:r>
     </w:p>
-    <w:p/>
-    <w:p>
-      <w:r>
-        <w:rPr>
-          <w:b/>
+    <w:p>
+      <w:pPr>
+        <w:spacing w:after="120" w:line="276" w:lineRule="auto"/>
+        <w:jc w:val="both"/>
+      </w:pPr>
+      <w:r>
+        <w:rPr>
+          <w:rFonts w:ascii="Times New Roman" w:hAnsi="Times New Roman" w:cs="Times New Roman"/>
+          <w:b/>
+          <w:sz w:val="28"/>
         </w:rPr>
         <w:t>Відповідь Кондратова О. М.:</w:t>
       </w:r>
     </w:p>
     <w:p>
-      <w:r>
+      <w:pPr>
+        <w:spacing w:after="120" w:line="276" w:lineRule="auto"/>
+        <w:jc w:val="both"/>
+      </w:pPr>
+      <w:r>
+        <w:rPr>
+          <w:rFonts w:ascii="Times New Roman" w:hAnsi="Times New Roman" w:cs="Times New Roman"/>
+          <w:b w:val="0"/>
+          <w:sz w:val="28"/>
+        </w:rPr>
         <w:t>Дякую, вельмишановний Євгенію Валерійовичу, за уважне вивчення дисертаційної роботи, змістовний відгук і слушні зауваження.</w:t>
       </w:r>
     </w:p>
     <w:p>
-      <w:r>
-        <w:t>Щодо розмежування моделей, методів та інформаційної технології. У змісті роботи це розмежування проведене через рівень опису: моделі формалізують об’єкт, його стан і взаємозв’язок параметрів; методи визначають способи обробки відеоданих та інтеграції оцінок; інформаційна технологія об’єднує ці компоненти в єдиний програмний конвеєр. Погоджуюсь, що у формулюваннях наукової новизни та висновках це можна зробити ще більш виразно, і врахую це у подальших публікаціях.</w:t>
-      </w:r>
-    </w:p>
-    <w:p>
-      <w:r>
-        <w:t>Щодо проксі-оцінок FlowNet і GeoNet. У роботі ці обмеження зафіксовано, а самі результати використано саме як порівняльні орієнтири за відсутності повноцінного розгортання відповідних моделей у поточному середовищі. Тому вони не підміняють основних експериментальних висновків, які ґрунтуються на відтворюваному порівнянні всіх комбінацій у єдиному програмному конвеєрі.</w:t>
-      </w:r>
-    </w:p>
-    <w:p>
-      <w:r>
-        <w:t>Щодо додаткових статистичних характеристик, розширення порівняння з іншими детекторами та декомпозиції обчислювальних витрат. Вважаю ці зауваження слушними. Частково вони враховані через комплекс метрик, серії тестувань та модульну архітектуру, але деталізоване розширення експериментальної бази і профілювання ресурсів є природним продовженням роботи.</w:t>
-      </w:r>
-    </w:p>
-    <w:p>
-      <w:r>
-        <w:t>Окремо зазначу, що сама архітектура системи вже підготовлена до такого розширення: вона дає змогу підключати альтернативні детектори, проводити серійні експерименти в однакових умовах та фіксувати зміни якості й продуктивності без зміни загальної логіки обробки. Саме тому вважаю Ваші зауваження не лише корисними, а й безпосередньо придатними для подальшого розвитку дослідження.</w:t>
-      </w:r>
-    </w:p>
-    <w:p>
-      <w:r>
+      <w:pPr>
+        <w:spacing w:after="120" w:line="276" w:lineRule="auto"/>
+        <w:jc w:val="both"/>
+      </w:pPr>
+      <w:r>
+        <w:rPr>
+          <w:rFonts w:ascii="Times New Roman" w:hAnsi="Times New Roman" w:cs="Times New Roman"/>
+          <w:b w:val="0"/>
+          <w:sz w:val="28"/>
+        </w:rPr>
+        <w:t>Щодо терміна «динамічні об’єкти» погоджуюся, що його варто чіткіше пояснювати саме в контексті комп’ютерного зору. У роботі під цим поняттям розглядаються об’єкти, параметри руху та просторово-часовий стан яких визначаються за відеоданими. Тобто акцент зроблено не на силовому аналізі динаміки у класичному фізичному сенсі, а на ідентифікації положення, швидкості, напряму руху, траєкторії та зміни стану у часі. У подальших публікаціях і доопрацюваннях я обов’язково уточню цей понятійний апарат.</w:t>
+      </w:r>
+    </w:p>
+    <w:p>
+      <w:pPr>
+        <w:spacing w:after="120" w:line="276" w:lineRule="auto"/>
+        <w:jc w:val="both"/>
+      </w:pPr>
+      <w:r>
+        <w:rPr>
+          <w:rFonts w:ascii="Times New Roman" w:hAnsi="Times New Roman" w:cs="Times New Roman"/>
+          <w:b w:val="0"/>
+          <w:sz w:val="28"/>
+        </w:rPr>
+        <w:t>Щодо резервних або проксі-оцінок параметрів, ці результати в дисертації використовувалися як порівняльні орієнтири у межах єдиного програмного конвеєра, а не як повна заміна еталонних вимірювань. Ваше зауваження є слушним: межі інтерпретації таких оцінок потрібно подавати ще виразніше, особливо коли йдеться про екстраполяцію результатів на практичні сценарії.</w:t>
+      </w:r>
+    </w:p>
+    <w:p>
+      <w:pPr>
+        <w:spacing w:after="120" w:line="276" w:lineRule="auto"/>
+        <w:jc w:val="both"/>
+      </w:pPr>
+      <w:r>
+        <w:rPr>
+          <w:rFonts w:ascii="Times New Roman" w:hAnsi="Times New Roman" w:cs="Times New Roman"/>
+          <w:b w:val="0"/>
+          <w:sz w:val="28"/>
+        </w:rPr>
+        <w:t>Щодо статистичного аналізу, альтернативних детекторів і ресурсних характеристик. У роботі вже використано комплекс метрик і порівняння 35 комбінацій методів, однак більш детальне дослідження робастності за різних рівнів шуму, оклюзії та зміни освітлення справді могло б посилити доказову базу. Так само вважаю перспективним підключення до конвеєра альтернативних детекторів і трекінгових компонентів із подальшою кількісною оцінкою їхнього впливу на точність та продуктивність системи.</w:t>
+      </w:r>
+    </w:p>
+    <w:p>
+      <w:pPr>
+        <w:spacing w:after="120" w:line="276" w:lineRule="auto"/>
+        <w:jc w:val="both"/>
+      </w:pPr>
+      <w:r>
+        <w:rPr>
+          <w:rFonts w:ascii="Times New Roman" w:hAnsi="Times New Roman" w:cs="Times New Roman"/>
+          <w:b w:val="0"/>
+          <w:sz w:val="28"/>
+        </w:rPr>
+        <w:t>Окремо погоджуюсь із необхідністю детальніше відобразити часову складність, навантаження на CPU/GPU та використання пам’яті окремими модулями. Архітектура системи є модульною, тому таке профілювання може бути виконане без зміни загальної логіки обробки і є важливим етапом переходу від дослідницького прототипу до практичного впровадження.</w:t>
+      </w:r>
+    </w:p>
+    <w:p>
+      <w:pPr>
+        <w:spacing w:after="120" w:line="276" w:lineRule="auto"/>
+        <w:jc w:val="both"/>
+      </w:pPr>
+      <w:r>
+        <w:rPr>
+          <w:rFonts w:ascii="Times New Roman" w:hAnsi="Times New Roman" w:cs="Times New Roman"/>
+          <w:b w:val="0"/>
+          <w:sz w:val="28"/>
+        </w:rPr>
         <w:t>З іншими зауваженнями повністю погоджуюсь і врахую їх у подальшій роботі.</w:t>
       </w:r>
     </w:p>
-    <w:p/>
-    <w:p>
-      <w:r>
-        <w:rPr>
-          <w:b/>
+    <w:p>
+      <w:pPr>
+        <w:spacing w:after="120" w:line="276" w:lineRule="auto"/>
+        <w:jc w:val="both"/>
+      </w:pPr>
+      <w:r>
+        <w:rPr>
+          <w:rFonts w:ascii="Times New Roman" w:hAnsi="Times New Roman" w:cs="Times New Roman"/>
+          <w:b/>
+          <w:sz w:val="28"/>
         </w:rPr>
         <w:t>Головуючий:</w:t>
       </w:r>
     </w:p>
     <w:p>
-      <w:r>
+      <w:pPr>
+        <w:spacing w:after="120" w:line="276" w:lineRule="auto"/>
+        <w:jc w:val="both"/>
+      </w:pPr>
+      <w:r>
+        <w:rPr>
+          <w:rFonts w:ascii="Times New Roman" w:hAnsi="Times New Roman" w:cs="Times New Roman"/>
+          <w:b w:val="0"/>
+          <w:sz w:val="28"/>
+        </w:rPr>
         <w:t>Шановний пане Євгенію Валерійовичу, чи задоволені Ви відповіддю?</w:t>
       </w:r>
     </w:p>
-    <w:p/>
-    <w:p>
-      <w:r>
-        <w:rPr>
-          <w:b/>
+    <w:p>
+      <w:pPr>
+        <w:spacing w:after="120" w:line="276" w:lineRule="auto"/>
+        <w:jc w:val="both"/>
+      </w:pPr>
+      <w:r>
+        <w:rPr>
+          <w:rFonts w:ascii="Times New Roman" w:hAnsi="Times New Roman" w:cs="Times New Roman"/>
+          <w:b/>
+          <w:sz w:val="28"/>
         </w:rPr>
         <w:t>Малахов Євгеній Валерійович:</w:t>
       </w:r>
     </w:p>
     <w:p>
-      <w:r>
+      <w:pPr>
+        <w:spacing w:after="120" w:line="276" w:lineRule="auto"/>
+        <w:jc w:val="both"/>
+      </w:pPr>
+      <w:r>
+        <w:rPr>
+          <w:rFonts w:ascii="Times New Roman" w:hAnsi="Times New Roman" w:cs="Times New Roman"/>
+          <w:b w:val="0"/>
+          <w:sz w:val="28"/>
+        </w:rPr>
         <w:t>Так, дякую, відповіддю задоволений.</w:t>
       </w:r>
     </w:p>
-    <w:p/>
-    <w:p>
-      <w:r>
-        <w:rPr>
-          <w:b/>
+    <w:p>
+      <w:pPr>
+        <w:spacing w:after="120" w:line="276" w:lineRule="auto"/>
+        <w:jc w:val="both"/>
+      </w:pPr>
+      <w:r>
+        <w:rPr>
+          <w:rFonts w:ascii="Times New Roman" w:hAnsi="Times New Roman" w:cs="Times New Roman"/>
+          <w:b/>
+          <w:sz w:val="28"/>
         </w:rPr>
         <w:t>Головуючий:</w:t>
       </w:r>
     </w:p>
     <w:p>
-      <w:r>
+      <w:pPr>
+        <w:spacing w:after="120" w:line="276" w:lineRule="auto"/>
+        <w:jc w:val="both"/>
+      </w:pPr>
+      <w:r>
+        <w:rPr>
+          <w:rFonts w:ascii="Times New Roman" w:hAnsi="Times New Roman" w:cs="Times New Roman"/>
+          <w:b w:val="0"/>
+          <w:sz w:val="28"/>
+        </w:rPr>
         <w:t xml:space="preserve">Слово надається офіційному опоненту, доктору технічних наук, завідувачу кафедри інформаційних технологій та комп’ютерної інженерії Національного технічного університету «Дніпровська політехніка», </w:t>
       </w:r>
       <w:r>
         <w:rPr>
-          <w:b/>
+          <w:rFonts w:ascii="Times New Roman" w:hAnsi="Times New Roman" w:cs="Times New Roman"/>
+          <w:b/>
+          <w:sz w:val="28"/>
         </w:rPr>
         <w:t>Гнатушенку Володимиру Володимировичу</w:t>
       </w:r>
       <w:r>
+        <w:rPr>
+          <w:rFonts w:ascii="Times New Roman" w:hAnsi="Times New Roman" w:cs="Times New Roman"/>
+          <w:b w:val="0"/>
+          <w:sz w:val="28"/>
+        </w:rPr>
         <w:t>.</w:t>
       </w:r>
     </w:p>
-    <w:p/>
-    <w:p>
-      <w:r>
-        <w:rPr>
-          <w:b/>
+    <w:p>
+      <w:pPr>
+        <w:spacing w:after="120" w:line="276" w:lineRule="auto"/>
+        <w:jc w:val="both"/>
+      </w:pPr>
+      <w:r>
+        <w:rPr>
+          <w:rFonts w:ascii="Times New Roman" w:hAnsi="Times New Roman" w:cs="Times New Roman"/>
+          <w:b/>
+          <w:sz w:val="28"/>
         </w:rPr>
         <w:t>Гнатушенко Володимир Володимирович:</w:t>
       </w:r>
     </w:p>
     <w:p>
-      <w:r>
+      <w:pPr>
+        <w:spacing w:after="120" w:line="276" w:lineRule="auto"/>
+        <w:jc w:val="both"/>
+      </w:pPr>
+      <w:r>
+        <w:rPr>
+          <w:rFonts w:ascii="Times New Roman" w:hAnsi="Times New Roman" w:cs="Times New Roman"/>
+          <w:b w:val="0"/>
+          <w:sz w:val="28"/>
+        </w:rPr>
         <w:t>(Зачитує відгук. Відгук додається.)</w:t>
       </w:r>
     </w:p>
-    <w:p/>
-    <w:p>
-      <w:r>
-        <w:t>1. Експериментальна частина роботи переконливо демонструє працездатність запропонованої технології, однак доцільно було б розширити її перевірку на більш різнорідні прикладні набори даних, ближчі до задач аероспостереження, віддаленого моніторингу та довготривалого трекінгу.</w:t>
-      </w:r>
-    </w:p>
-    <w:p>
-      <w:r>
-        <w:t>2. Для ряду прикладних сценаріїв, зокрема безпілотних платформ, корисним було б чіткіше окреслити межі застосовності монокулярної схеми та порівняти її з можливостями інтеграції LiDAR, IMU або стереобачення.</w:t>
-      </w:r>
-    </w:p>
-    <w:p>
-      <w:r>
-        <w:t>3. У роботі показано впровадження результатів у навчальний процес та в Радіоастрономічному інституті НАН України, однак кількісні показники ефекту впровадження в кожному окремому випадку можна було б подати детальніше.</w:t>
-      </w:r>
-    </w:p>
-    <w:p>
-      <w:r>
-        <w:t>4. Під час аналізу оклюзій, шумів і зміни освітлення доцільно було б ширше показати не лише успішні сценарії, а й характерні випадки похибок та граничні режими роботи системи.</w:t>
-      </w:r>
-    </w:p>
-    <w:p>
-      <w:r>
-        <w:t>5. Зважаючи на перспективи використання у віддаленому моніторингу й робототехніці, бажано було б детальніше представити вимоги до апаратної платформи та часові характеристики роботи системи в реальному часі.</w:t>
-      </w:r>
-    </w:p>
-    <w:p>
-      <w:r>
-        <w:t>6. У тексті трапляються окремі стилістичні й термінологічні нерівномірності, що можуть бути усунені під час остаточного доопрацювання рукопису.</w:t>
-      </w:r>
-    </w:p>
-    <w:p/>
-    <w:p>
-      <w:r>
-        <w:t>Наведені зауваження не впливають на загальну позитивну оцінку дисертаційної роботи.</w:t>
-      </w:r>
-    </w:p>
-    <w:p/>
-    <w:p>
-      <w:r>
-        <w:rPr>
-          <w:b/>
+    <w:p>
+      <w:pPr>
+        <w:spacing w:after="120" w:line="276" w:lineRule="auto"/>
+        <w:jc w:val="both"/>
+      </w:pPr>
+      <w:r>
+        <w:rPr>
+          <w:rFonts w:ascii="Times New Roman" w:hAnsi="Times New Roman" w:cs="Times New Roman"/>
+          <w:b w:val="0"/>
+          <w:sz w:val="28"/>
+        </w:rPr>
+        <w:t>1. Експериментальну перевірку запропонованої технології доцільно було б розгорнути на більш різнорідних прикладних наборах даних, близьких до задач аероспостереження, віддаленого моніторингу та довготривалого трекінгу.</w:t>
+      </w:r>
+    </w:p>
+    <w:p>
+      <w:pPr>
+        <w:spacing w:after="120" w:line="276" w:lineRule="auto"/>
+        <w:jc w:val="both"/>
+      </w:pPr>
+      <w:r>
+        <w:rPr>
+          <w:rFonts w:ascii="Times New Roman" w:hAnsi="Times New Roman" w:cs="Times New Roman"/>
+          <w:b w:val="0"/>
+          <w:sz w:val="28"/>
+        </w:rPr>
+        <w:t>2. Для сценаріїв, пов’язаних із безпілотними платформами, бажано чіткіше окреслити межі застосовності монокулярної схеми та показати її співвідношення з можливостями інтеграції LiDAR, IMU або стереобачення.</w:t>
+      </w:r>
+    </w:p>
+    <w:p>
+      <w:pPr>
+        <w:spacing w:after="120" w:line="276" w:lineRule="auto"/>
+        <w:jc w:val="both"/>
+      </w:pPr>
+      <w:r>
+        <w:rPr>
+          <w:rFonts w:ascii="Times New Roman" w:hAnsi="Times New Roman" w:cs="Times New Roman"/>
+          <w:b w:val="0"/>
+          <w:sz w:val="28"/>
+        </w:rPr>
+        <w:t>3. У частині аналізу стійкості системи до шумів, оклюзій і зміни освітлення доцільно було б ширше показати характерні приклади граничних режимів та типових похибок.</w:t>
+      </w:r>
+    </w:p>
+    <w:p>
+      <w:pPr>
+        <w:spacing w:after="120" w:line="276" w:lineRule="auto"/>
+        <w:jc w:val="both"/>
+      </w:pPr>
+      <w:r>
+        <w:rPr>
+          <w:rFonts w:ascii="Times New Roman" w:hAnsi="Times New Roman" w:cs="Times New Roman"/>
+          <w:b w:val="0"/>
+          <w:sz w:val="28"/>
+        </w:rPr>
+        <w:t>4. Для прикладного використання в робототехніці й дистанційному моніторингу корисно було б детальніше подати вимоги до апаратної платформи та часові характеристики функціонування системи.</w:t>
+      </w:r>
+    </w:p>
+    <w:p>
+      <w:pPr>
+        <w:spacing w:after="120" w:line="276" w:lineRule="auto"/>
+        <w:jc w:val="both"/>
+      </w:pPr>
+      <w:r>
+        <w:rPr>
+          <w:rFonts w:ascii="Times New Roman" w:hAnsi="Times New Roman" w:cs="Times New Roman"/>
+          <w:b w:val="0"/>
+          <w:sz w:val="28"/>
+        </w:rPr>
+        <w:t>5. Хоча висновки і зазначають отримані наукові результати, які повністю відповідають задачам дисертаційного дослідження, але окремі з них написані в стилі анотації і недостатньо відображають досягнення мети дослідження, яку поставив перед собою автор. Висновки до розділів теж потребують доопрацювання, зокрема їх бажано б було закінчувати фразою: «Основні наукові результати розділу опубліковані в працях автора [...]». Посилання на власні праці автора дало б змогу легко пересвідчитися у виконанні вимоги щодо обов’язкової публікації основних результатів дисертації.</w:t>
+      </w:r>
+    </w:p>
+    <w:p>
+      <w:pPr>
+        <w:spacing w:after="120" w:line="276" w:lineRule="auto"/>
+        <w:jc w:val="both"/>
+      </w:pPr>
+      <w:r>
+        <w:rPr>
+          <w:rFonts w:ascii="Times New Roman" w:hAnsi="Times New Roman" w:cs="Times New Roman"/>
+          <w:b w:val="0"/>
+          <w:sz w:val="28"/>
+        </w:rPr>
+        <w:t>6. У тексті дисертаційної роботи наявні окремі редакційні недоліки, зокрема граматичні, стилістичні та термінологічні неточності, усунення яких сприяло б покращенню якості викладу матеріалу та підвищенню загальної культури оформлення дослідження.</w:t>
+      </w:r>
+    </w:p>
+    <w:p>
+      <w:pPr>
+        <w:spacing w:after="120" w:line="276" w:lineRule="auto"/>
+        <w:jc w:val="both"/>
+      </w:pPr>
+      <w:r>
+        <w:rPr>
+          <w:rFonts w:ascii="Times New Roman" w:hAnsi="Times New Roman" w:cs="Times New Roman"/>
+          <w:b w:val="0"/>
+          <w:sz w:val="28"/>
+        </w:rPr>
+        <w:t>Вважаю, що висловлені зауваження не є визначальними і не зменшують загальну наукову новизну та практичну значимість результатів та не впливають на позитивну оцінку дисертаційної роботи.</w:t>
+      </w:r>
+    </w:p>
+    <w:p>
+      <w:pPr>
+        <w:spacing w:after="120" w:line="276" w:lineRule="auto"/>
+        <w:jc w:val="both"/>
+      </w:pPr>
+      <w:r>
+        <w:rPr>
+          <w:rFonts w:ascii="Times New Roman" w:hAnsi="Times New Roman" w:cs="Times New Roman"/>
+          <w:b/>
+          <w:sz w:val="28"/>
         </w:rPr>
         <w:t>Головуючий:</w:t>
       </w:r>
     </w:p>
     <w:p>
-      <w:r>
+      <w:pPr>
+        <w:spacing w:after="120" w:line="276" w:lineRule="auto"/>
+        <w:jc w:val="both"/>
+      </w:pPr>
+      <w:r>
+        <w:rPr>
+          <w:rFonts w:ascii="Times New Roman" w:hAnsi="Times New Roman" w:cs="Times New Roman"/>
+          <w:b w:val="0"/>
+          <w:sz w:val="28"/>
+        </w:rPr>
         <w:t>Дякуємо, шановний пане Володимире Володимировичу. Слово для відповіді надається здобувачу.</w:t>
       </w:r>
     </w:p>
-    <w:p/>
-    <w:p>
-      <w:r>
-        <w:rPr>
-          <w:b/>
+    <w:p>
+      <w:pPr>
+        <w:spacing w:after="120" w:line="276" w:lineRule="auto"/>
+        <w:jc w:val="both"/>
+      </w:pPr>
+      <w:r>
+        <w:rPr>
+          <w:rFonts w:ascii="Times New Roman" w:hAnsi="Times New Roman" w:cs="Times New Roman"/>
+          <w:b/>
+          <w:sz w:val="28"/>
         </w:rPr>
         <w:t>Відповідь Кондратова О. М.:</w:t>
       </w:r>
     </w:p>
     <w:p>
-      <w:r>
+      <w:pPr>
+        <w:spacing w:after="120" w:line="276" w:lineRule="auto"/>
+        <w:jc w:val="both"/>
+      </w:pPr>
+      <w:r>
+        <w:rPr>
+          <w:rFonts w:ascii="Times New Roman" w:hAnsi="Times New Roman" w:cs="Times New Roman"/>
+          <w:b w:val="0"/>
+          <w:sz w:val="28"/>
+        </w:rPr>
         <w:t>Дякую, вельмишановний Володимире Володимировичу, за ґрунтовний відгук і цінні пропозиції.</w:t>
       </w:r>
     </w:p>
     <w:p>
-      <w:r>
+      <w:pPr>
+        <w:spacing w:after="120" w:line="276" w:lineRule="auto"/>
+        <w:jc w:val="both"/>
+      </w:pPr>
+      <w:r>
+        <w:rPr>
+          <w:rFonts w:ascii="Times New Roman" w:hAnsi="Times New Roman" w:cs="Times New Roman"/>
+          <w:b w:val="0"/>
+          <w:sz w:val="28"/>
+        </w:rPr>
         <w:t>Щодо розширення прикладної експериментальної бази. У роботі ставилося завдання створення й перевірки модульної інформаційної технології дистанційної ідентифікації параметрів динамічних об’єктів, тому акцент було зроблено на відтворюваній схемі інтеграції методів та порівнянні їх комбінацій. Водночас я повністю погоджуюся, що перенесення технології на більш складні набори даних, близькі до аероспостереження та віддаленого моніторингу, є важливим продовженням цієї роботи.</w:t>
       </w:r>
     </w:p>
     <w:p>
-      <w:r>
+      <w:pPr>
+        <w:spacing w:after="120" w:line="276" w:lineRule="auto"/>
+        <w:jc w:val="both"/>
+      </w:pPr>
+      <w:r>
+        <w:rPr>
+          <w:rFonts w:ascii="Times New Roman" w:hAnsi="Times New Roman" w:cs="Times New Roman"/>
+          <w:b w:val="0"/>
+          <w:sz w:val="28"/>
+        </w:rPr>
         <w:t>Щодо меж застосовності монокулярної схеми та можливого поєднання з LiDAR, IMU чи стереобаченням. У дисертації свідомо обрано монокулярний варіант як доступніший і універсальніший з погляду вартості та складності впровадження. Разом з тим архітектура системи є відкритою для такого розширення, а інтеграція з додатковими сенсорами вже визначена як один з головних напрямів подальших досліджень.</w:t>
       </w:r>
     </w:p>
     <w:p>
-      <w:r>
-        <w:t>Щодо кількісного ефекту впровадження та аналізу граничних режимів. Частина практичних результатів підтверджена актами впровадження і використанням у трьох установах, однак більш глибока декомпозиція ефекту за окремими сценаріями дійсно могла б посилити прикладний розділ. Так само погоджуюсь, що аналіз типових похибок, ресурсних вимог і часових характеристик роботи системи в реальному часі є доцільним предметом подальшого розширення.</w:t>
-      </w:r>
-    </w:p>
-    <w:p>
-      <w:r>
-        <w:t>Для мене особливо цінним є те, що Ви акцентували увагу саме на прикладних сценаріях використання технології. Це дозволяє чіткіше окреслити межу між уже доведеними науковими результатами та наступним етапом їх інженерного масштабування, зокрема для безпілотних платформ і систем віддаленого спостереження.</w:t>
-      </w:r>
-    </w:p>
-    <w:p>
-      <w:r>
+      <w:pPr>
+        <w:spacing w:after="120" w:line="276" w:lineRule="auto"/>
+        <w:jc w:val="both"/>
+      </w:pPr>
+      <w:r>
+        <w:rPr>
+          <w:rFonts w:ascii="Times New Roman" w:hAnsi="Times New Roman" w:cs="Times New Roman"/>
+          <w:b w:val="0"/>
+          <w:sz w:val="28"/>
+        </w:rPr>
+        <w:t>Щодо аналізу граничних режимів, апаратних вимог і часових характеристик. У роботі показано працездатність запропонованої технології та її стійкість за різних умов спостереження, однак більш детальне подання типових похибок, режимів відмов і параметрів обчислювальної платформи справді зробило б прикладну частину повнішою.</w:t>
+      </w:r>
+    </w:p>
+    <w:p>
+      <w:pPr>
+        <w:spacing w:after="120" w:line="276" w:lineRule="auto"/>
+        <w:jc w:val="both"/>
+      </w:pPr>
+      <w:r>
+        <w:rPr>
+          <w:rFonts w:ascii="Times New Roman" w:hAnsi="Times New Roman" w:cs="Times New Roman"/>
+          <w:b w:val="0"/>
+          <w:sz w:val="28"/>
+        </w:rPr>
+        <w:t>Окремо погоджуюсь із зауваженням щодо формулювання висновків. У подальшому доопрацюванні доцільно чіткіше відокремлювати підсумкові наукові результати від анотаційного опису розділів, а також доповнити висновки до розділів посиланнями на відповідні публікації автора. Це допоможе наочно показати зв’язок між результатами дисертації та опублікованими працями.</w:t>
+      </w:r>
+    </w:p>
+    <w:p>
+      <w:pPr>
+        <w:spacing w:after="120" w:line="276" w:lineRule="auto"/>
+        <w:jc w:val="both"/>
+      </w:pPr>
+      <w:r>
+        <w:rPr>
+          <w:rFonts w:ascii="Times New Roman" w:hAnsi="Times New Roman" w:cs="Times New Roman"/>
+          <w:b w:val="0"/>
+          <w:sz w:val="28"/>
+        </w:rPr>
         <w:t>З іншими зауваженнями повністю погоджуюсь і обов’язково врахую їх надалі.</w:t>
       </w:r>
     </w:p>
-    <w:p/>
-    <w:p>
-      <w:r>
-        <w:rPr>
-          <w:b/>
+    <w:p>
+      <w:pPr>
+        <w:spacing w:after="120" w:line="276" w:lineRule="auto"/>
+        <w:jc w:val="both"/>
+      </w:pPr>
+      <w:r>
+        <w:rPr>
+          <w:rFonts w:ascii="Times New Roman" w:hAnsi="Times New Roman" w:cs="Times New Roman"/>
+          <w:b/>
+          <w:sz w:val="28"/>
         </w:rPr>
         <w:t>Головуючий:</w:t>
       </w:r>
     </w:p>
     <w:p>
-      <w:r>
+      <w:pPr>
+        <w:spacing w:after="120" w:line="276" w:lineRule="auto"/>
+        <w:jc w:val="both"/>
+      </w:pPr>
+      <w:r>
+        <w:rPr>
+          <w:rFonts w:ascii="Times New Roman" w:hAnsi="Times New Roman" w:cs="Times New Roman"/>
+          <w:b w:val="0"/>
+          <w:sz w:val="28"/>
+        </w:rPr>
         <w:t>Шановний пане Володимире Володимировичу, чи задоволені Ви відповіддю?</w:t>
       </w:r>
     </w:p>
-    <w:p/>
-    <w:p>
-      <w:r>
-        <w:rPr>
-          <w:b/>
+    <w:p>
+      <w:pPr>
+        <w:spacing w:after="120" w:line="276" w:lineRule="auto"/>
+        <w:jc w:val="both"/>
+      </w:pPr>
+      <w:r>
+        <w:rPr>
+          <w:rFonts w:ascii="Times New Roman" w:hAnsi="Times New Roman" w:cs="Times New Roman"/>
+          <w:b/>
+          <w:sz w:val="28"/>
         </w:rPr>
         <w:t>Гнатушенко Володимир Володимирович:</w:t>
       </w:r>
     </w:p>
     <w:p>
-      <w:r>
+      <w:pPr>
+        <w:spacing w:after="120" w:line="276" w:lineRule="auto"/>
+        <w:jc w:val="both"/>
+      </w:pPr>
+      <w:r>
+        <w:rPr>
+          <w:rFonts w:ascii="Times New Roman" w:hAnsi="Times New Roman" w:cs="Times New Roman"/>
+          <w:b w:val="0"/>
+          <w:sz w:val="28"/>
+        </w:rPr>
         <w:t>Так, дякую, відповіддю задоволений.</w:t>
       </w:r>
     </w:p>
-    <w:p/>
-    <w:p>
-      <w:r>
-        <w:rPr>
-          <w:b/>
+    <w:p>
+      <w:pPr>
+        <w:spacing w:after="120" w:line="276" w:lineRule="auto"/>
+        <w:jc w:val="both"/>
+      </w:pPr>
+      <w:r>
+        <w:rPr>
+          <w:rFonts w:ascii="Times New Roman" w:hAnsi="Times New Roman" w:cs="Times New Roman"/>
+          <w:b/>
+          <w:sz w:val="28"/>
         </w:rPr>
         <w:t>Головуючий:</w:t>
       </w:r>
     </w:p>
     <w:p>
-      <w:r>
+      <w:pPr>
+        <w:spacing w:after="120" w:line="276" w:lineRule="auto"/>
+        <w:jc w:val="both"/>
+      </w:pPr>
+      <w:r>
+        <w:rPr>
+          <w:rFonts w:ascii="Times New Roman" w:hAnsi="Times New Roman" w:cs="Times New Roman"/>
+          <w:b w:val="0"/>
+          <w:sz w:val="28"/>
+        </w:rPr>
         <w:t xml:space="preserve">Переходимо до виступів рецензентів. Слово надається рецензенту, доктору філософії (Ph.D), доценту, завідувачу кафедри програмної інженерії та інтелектуальних технологій управління НТУ «ХПІ» </w:t>
       </w:r>
       <w:r>
         <w:rPr>
-          <w:b/>
+          <w:rFonts w:ascii="Times New Roman" w:hAnsi="Times New Roman" w:cs="Times New Roman"/>
+          <w:b/>
+          <w:sz w:val="28"/>
         </w:rPr>
         <w:t>Коппу Андрію Михайловичу</w:t>
       </w:r>
       <w:r>
+        <w:rPr>
+          <w:rFonts w:ascii="Times New Roman" w:hAnsi="Times New Roman" w:cs="Times New Roman"/>
+          <w:b w:val="0"/>
+          <w:sz w:val="28"/>
+        </w:rPr>
         <w:t>.</w:t>
       </w:r>
     </w:p>
-    <w:p/>
-    <w:p>
-      <w:r>
-        <w:rPr>
-          <w:b/>
+    <w:p>
+      <w:pPr>
+        <w:spacing w:after="120" w:line="276" w:lineRule="auto"/>
+        <w:jc w:val="both"/>
+      </w:pPr>
+      <w:r>
+        <w:rPr>
+          <w:rFonts w:ascii="Times New Roman" w:hAnsi="Times New Roman" w:cs="Times New Roman"/>
+          <w:b/>
+          <w:sz w:val="28"/>
         </w:rPr>
         <w:t>Копп Андрій Михайлович:</w:t>
       </w:r>
     </w:p>
     <w:p>
-      <w:r>
-        <w:t>1. У назві роботи, її меті та задачах заявлено розроблення моделей, методів та інформаційної технології, тому у формулюваннях новизни та висновків доцільно ще виразніше показати внесок саме у моделі.</w:t>
-      </w:r>
-    </w:p>
-    <w:p>
-      <w:r>
-        <w:t>2. У розділах, присвячених програмній реалізації, було б корисно чіткіше пов’язати окремі модулі системи з відповідними науковими результатами.</w:t>
-      </w:r>
-    </w:p>
-    <w:p>
-      <w:r>
-        <w:t>3. Модульна архітектура системи є сильною стороною роботи, однак для ще переконливішого обґрунтування практичної цінності бажано надалі подати декомпозицію часу роботи конвеєра за модулями.</w:t>
-      </w:r>
-    </w:p>
-    <w:p>
-      <w:r>
-        <w:t>4. У тексті трапляються окремі стилістичні неточності та перевантажені речення.</w:t>
-      </w:r>
-    </w:p>
-    <w:p/>
-    <w:p>
-      <w:r>
-        <w:t>Зазначені недоліки не впливають на загальну позитивну оцінку роботи.</w:t>
-      </w:r>
-    </w:p>
-    <w:p/>
-    <w:p>
-      <w:r>
-        <w:rPr>
-          <w:b/>
+      <w:pPr>
+        <w:spacing w:after="120" w:line="276" w:lineRule="auto"/>
+        <w:jc w:val="both"/>
+      </w:pPr>
+      <w:r>
+        <w:rPr>
+          <w:rFonts w:ascii="Times New Roman" w:hAnsi="Times New Roman" w:cs="Times New Roman"/>
+          <w:b w:val="0"/>
+          <w:sz w:val="28"/>
+        </w:rPr>
+        <w:t>За результатами рецензування дисертаційної роботи можна визначити такі зауваження та дискусійні положення:</w:t>
+      </w:r>
+    </w:p>
+    <w:p>
+      <w:pPr>
+        <w:spacing w:after="120" w:line="276" w:lineRule="auto"/>
+        <w:jc w:val="both"/>
+      </w:pPr>
+      <w:r>
+        <w:rPr>
+          <w:rFonts w:ascii="Times New Roman" w:hAnsi="Times New Roman" w:cs="Times New Roman"/>
+          <w:b w:val="0"/>
+          <w:sz w:val="28"/>
+        </w:rPr>
+        <w:t>1. Аналітичну модель, схеми технології трансформерів виявлення і кодера DETR (рисунки 3.1–3.3) подано у вигляді довільних блок-схем без застосування формальної нотації моделювання. Використання IDEF0, BPMN або діаграми активності UML забезпечило б однозначність опису структури та послідовності перетворень даних у цих моделях.</w:t>
+      </w:r>
+    </w:p>
+    <w:p>
+      <w:pPr>
+        <w:spacing w:after="120" w:line="276" w:lineRule="auto"/>
+        <w:jc w:val="both"/>
+      </w:pPr>
+      <w:r>
+        <w:rPr>
+          <w:rFonts w:ascii="Times New Roman" w:hAnsi="Times New Roman" w:cs="Times New Roman"/>
+          <w:b w:val="0"/>
+          <w:sz w:val="28"/>
+        </w:rPr>
+        <w:t>2. Візуалізація оптичного потоку, схема інтеграції оптичного потоку з трансформерною обробкою та узагальнена схема об'єднання моделей і методів ідентифікації (рисунки 3.4–3.6) описують послідовність обробки даних, тому їх було б доцільно представити діаграмою активності UML, що дозволило б формалізувати порядок виконання операцій та взаємодії між компонентами.</w:t>
+      </w:r>
+    </w:p>
+    <w:p>
+      <w:pPr>
+        <w:spacing w:after="120" w:line="276" w:lineRule="auto"/>
+        <w:jc w:val="both"/>
+      </w:pPr>
+      <w:r>
+        <w:rPr>
+          <w:rFonts w:ascii="Times New Roman" w:hAnsi="Times New Roman" w:cs="Times New Roman"/>
+          <w:b w:val="0"/>
+          <w:sz w:val="28"/>
+        </w:rPr>
+        <w:t>3. Модифіковану структуру, загальні та деталізовані схеми обробки сигналів і ідентифікації об’єктів (рисунки 4.1–4.3) подано без застосування формальної нотації. Оскільки вони описують етапи обробки даних у системі, застосування IDEF0 або діаграми активності UML підвищило б точність опису.</w:t>
+      </w:r>
+    </w:p>
+    <w:p>
+      <w:pPr>
+        <w:spacing w:after="120" w:line="276" w:lineRule="auto"/>
+        <w:jc w:val="both"/>
+      </w:pPr>
+      <w:r>
+        <w:rPr>
+          <w:rFonts w:ascii="Times New Roman" w:hAnsi="Times New Roman" w:cs="Times New Roman"/>
+          <w:b w:val="0"/>
+          <w:sz w:val="28"/>
+        </w:rPr>
+        <w:t>4. Реалізована модель і розширений опис реалізованої моделі, а також структура ансамблевих модулів у системі (рисунки 4.4–4.6) мають характер структурних схем, для яких формальна нотація (IDEF0, BPMN, діаграма активності UML) забезпечила б однозначне трактування зв'язків між модулями.</w:t>
+      </w:r>
+    </w:p>
+    <w:p>
+      <w:pPr>
+        <w:spacing w:after="120" w:line="276" w:lineRule="auto"/>
+        <w:jc w:val="both"/>
+      </w:pPr>
+      <w:r>
+        <w:rPr>
+          <w:rFonts w:ascii="Times New Roman" w:hAnsi="Times New Roman" w:cs="Times New Roman"/>
+          <w:b w:val="0"/>
+          <w:sz w:val="28"/>
+        </w:rPr>
+        <w:t>5. Реалізована та загальна реалізована модель з використанням GeoNet (рисунки 4.27 і 4.28) містять послідовність функціональних блоків (Video Stream Processing, GeoNet, Using DETR Model, Using Optical Flow), яка зазвичай формалізується діаграмою активності UML або IDEF0, що варто було б застосувати замість довільної блок-схеми.</w:t>
+      </w:r>
+    </w:p>
+    <w:p>
+      <w:pPr>
+        <w:spacing w:after="120" w:line="276" w:lineRule="auto"/>
+        <w:jc w:val="both"/>
+      </w:pPr>
+      <w:r>
+        <w:rPr>
+          <w:rFonts w:ascii="Times New Roman" w:hAnsi="Times New Roman" w:cs="Times New Roman"/>
+          <w:b w:val="0"/>
+          <w:sz w:val="28"/>
+        </w:rPr>
+        <w:t>Вказані зауваження не є суттєвими для зниження значимості отриманих результатів та не впливають на загальну позитивну оцінку дисертаційної роботи як кваліфікаційної.</w:t>
+      </w:r>
+    </w:p>
+    <w:p>
+      <w:pPr>
+        <w:spacing w:after="120" w:line="276" w:lineRule="auto"/>
+        <w:jc w:val="both"/>
+      </w:pPr>
+      <w:r>
+        <w:rPr>
+          <w:rFonts w:ascii="Times New Roman" w:hAnsi="Times New Roman" w:cs="Times New Roman"/>
+          <w:b/>
+          <w:sz w:val="28"/>
         </w:rPr>
         <w:t>Головуючий:</w:t>
       </w:r>
     </w:p>
     <w:p>
-      <w:r>
+      <w:pPr>
+        <w:spacing w:after="120" w:line="276" w:lineRule="auto"/>
+        <w:jc w:val="both"/>
+      </w:pPr>
+      <w:r>
+        <w:rPr>
+          <w:rFonts w:ascii="Times New Roman" w:hAnsi="Times New Roman" w:cs="Times New Roman"/>
+          <w:b w:val="0"/>
+          <w:sz w:val="28"/>
+        </w:rPr>
         <w:t>Слово надається здобувачу для відповіді.</w:t>
       </w:r>
     </w:p>
-    <w:p/>
-    <w:p>
-      <w:r>
-        <w:rPr>
-          <w:b/>
+    <w:p>
+      <w:pPr>
+        <w:spacing w:after="120" w:line="276" w:lineRule="auto"/>
+        <w:jc w:val="both"/>
+      </w:pPr>
+      <w:r>
+        <w:rPr>
+          <w:rFonts w:ascii="Times New Roman" w:hAnsi="Times New Roman" w:cs="Times New Roman"/>
+          <w:b/>
+          <w:sz w:val="28"/>
         </w:rPr>
         <w:t>Відповідь Кондратова О. М.:</w:t>
       </w:r>
     </w:p>
     <w:p>
-      <w:r>
+      <w:pPr>
+        <w:spacing w:after="120" w:line="276" w:lineRule="auto"/>
+        <w:jc w:val="both"/>
+      </w:pPr>
+      <w:r>
+        <w:rPr>
+          <w:rFonts w:ascii="Times New Roman" w:hAnsi="Times New Roman" w:cs="Times New Roman"/>
+          <w:b w:val="0"/>
+          <w:sz w:val="28"/>
+        </w:rPr>
         <w:t>Дякую, вельмишановний Андрію Михайловичу, за уважний аналіз роботи та зауваження.</w:t>
       </w:r>
     </w:p>
     <w:p>
-      <w:r>
-        <w:t>Щодо внеску саме в моделі – погоджуюсь, що цей акцент слід ще чіткіше винести у підсумкові формулювання. У роботі запропоновано загальну модель дистанційної ідентифікації, аналітичну модель визначення параметрів руху та інтегральну модель поєднання результатів DETR, оптичного потоку, оцінювання глибини й ансамблевої корекції.</w:t>
-      </w:r>
-    </w:p>
-    <w:p>
-      <w:r>
-        <w:t>Зв’язок між модулями реалізації та науковими результатами в роботі наявний, але його можна зробити більш явним у презентаційній та підсумковій частинах. Щодо декомпозиції часу роботи конвеєра – це слушне зауваження, і я врахую його в подальших публікаціях та експлуатаційних дослідженнях.</w:t>
-      </w:r>
-    </w:p>
-    <w:p>
-      <w:r>
-        <w:t>У подальшому доцільно буде також безпосередньо відобразити на схемах і в таблицях відповідність між науковим результатом, програмним модулем та набором експериментів, якими цей результат підтверджується. Це зробить структуру роботи ще прозорішою як для наукового аналізу, так і для практичного використання.</w:t>
-      </w:r>
-    </w:p>
-    <w:p>
-      <w:r>
-        <w:t>Інші зауваження також приймаю і врахую при доопрацюванні тексту.</w:t>
-      </w:r>
-    </w:p>
-    <w:p/>
-    <w:p>
-      <w:r>
-        <w:rPr>
-          <w:b/>
+      <w:pPr>
+        <w:spacing w:after="120" w:line="276" w:lineRule="auto"/>
+        <w:jc w:val="both"/>
+      </w:pPr>
+      <w:r>
+        <w:rPr>
+          <w:rFonts w:ascii="Times New Roman" w:hAnsi="Times New Roman" w:cs="Times New Roman"/>
+          <w:b w:val="0"/>
+          <w:sz w:val="28"/>
+        </w:rPr>
+        <w:t>Щодо використання формальних нотацій для подання моделей і схем технології. У дисертації відповідні рисунки подано як структурні та функціональні блок-схеми, метою яких було пояснити загальну логіку інтеграції DETR, оптичного потоку, моделей глибини та ансамблевих модулів. Водночас погоджуюся, що застосування IDEF0, BPMN або діаграм активності UML зробило б опис послідовності перетворень даних більш однозначним і формалізованим.</w:t>
+      </w:r>
+    </w:p>
+    <w:p>
+      <w:pPr>
+        <w:spacing w:after="120" w:line="276" w:lineRule="auto"/>
+        <w:jc w:val="both"/>
+      </w:pPr>
+      <w:r>
+        <w:rPr>
+          <w:rFonts w:ascii="Times New Roman" w:hAnsi="Times New Roman" w:cs="Times New Roman"/>
+          <w:b w:val="0"/>
+          <w:sz w:val="28"/>
+        </w:rPr>
+        <w:t>Стосовно рисунків 3.1–3.6 і 4.1–4.6, вони справді описують не лише склад компонентів, а й порядок виконання операцій та взаємодію модулів. Тому в подальших публікаціях і розвитку роботи доцільно подати ці схеми у формальних нотаціях, зокрема використати діаграми активності UML для послідовності обробки та IDEF0 для відображення входів, виходів, керування і механізмів.</w:t>
+      </w:r>
+    </w:p>
+    <w:p>
+      <w:pPr>
+        <w:spacing w:after="120" w:line="276" w:lineRule="auto"/>
+        <w:jc w:val="both"/>
+      </w:pPr>
+      <w:r>
+        <w:rPr>
+          <w:rFonts w:ascii="Times New Roman" w:hAnsi="Times New Roman" w:cs="Times New Roman"/>
+          <w:b w:val="0"/>
+          <w:sz w:val="28"/>
+        </w:rPr>
+        <w:t>Щодо реалізованої моделі з використанням GeoNet, зауваження також приймаю. Послідовність блоків Video Stream Processing, GeoNet, Using DETR Model і Using Optical Flow може бути формалізована як процесна модель, що підвищить відтворюваність опису та полегшить подальшу програмну реалізацію або модифікацію системи.</w:t>
+      </w:r>
+    </w:p>
+    <w:p>
+      <w:pPr>
+        <w:spacing w:after="120" w:line="276" w:lineRule="auto"/>
+        <w:jc w:val="both"/>
+      </w:pPr>
+      <w:r>
+        <w:rPr>
+          <w:rFonts w:ascii="Times New Roman" w:hAnsi="Times New Roman" w:cs="Times New Roman"/>
+          <w:b w:val="0"/>
+          <w:sz w:val="28"/>
+        </w:rPr>
+        <w:t>Дякую за це зауваження, оскільки воно стосується не суті отриманих результатів, а способу їх більш точного інженерного представлення. Воно буде враховане під час подальшого оформлення схем і розвитку інформаційної технології.</w:t>
+      </w:r>
+    </w:p>
+    <w:p>
+      <w:pPr>
+        <w:spacing w:after="120" w:line="276" w:lineRule="auto"/>
+        <w:jc w:val="both"/>
+      </w:pPr>
+      <w:r>
+        <w:rPr>
+          <w:rFonts w:ascii="Times New Roman" w:hAnsi="Times New Roman" w:cs="Times New Roman"/>
+          <w:b/>
+          <w:sz w:val="28"/>
         </w:rPr>
         <w:t>Головуючий:</w:t>
       </w:r>
     </w:p>
     <w:p>
-      <w:r>
+      <w:pPr>
+        <w:spacing w:after="120" w:line="276" w:lineRule="auto"/>
+        <w:jc w:val="both"/>
+      </w:pPr>
+      <w:r>
+        <w:rPr>
+          <w:rFonts w:ascii="Times New Roman" w:hAnsi="Times New Roman" w:cs="Times New Roman"/>
+          <w:b w:val="0"/>
+          <w:sz w:val="28"/>
+        </w:rPr>
         <w:t>Чи задоволені Ви відповіддю?</w:t>
       </w:r>
     </w:p>
-    <w:p/>
-    <w:p>
-      <w:r>
-        <w:rPr>
-          <w:b/>
+    <w:p>
+      <w:pPr>
+        <w:spacing w:after="120" w:line="276" w:lineRule="auto"/>
+        <w:jc w:val="both"/>
+      </w:pPr>
+      <w:r>
+        <w:rPr>
+          <w:rFonts w:ascii="Times New Roman" w:hAnsi="Times New Roman" w:cs="Times New Roman"/>
+          <w:b/>
+          <w:sz w:val="28"/>
         </w:rPr>
         <w:t>Копп Андрій Михайлович:</w:t>
       </w:r>
     </w:p>
     <w:p>
-      <w:r>
+      <w:pPr>
+        <w:spacing w:after="120" w:line="276" w:lineRule="auto"/>
+        <w:jc w:val="both"/>
+      </w:pPr>
+      <w:r>
+        <w:rPr>
+          <w:rFonts w:ascii="Times New Roman" w:hAnsi="Times New Roman" w:cs="Times New Roman"/>
+          <w:b w:val="0"/>
+          <w:sz w:val="28"/>
+        </w:rPr>
         <w:t>Так, дякую, задоволений.</w:t>
       </w:r>
     </w:p>
-    <w:p/>
-    <w:p>
-      <w:r>
-        <w:rPr>
-          <w:b/>
+    <w:p>
+      <w:pPr>
+        <w:spacing w:after="120" w:line="276" w:lineRule="auto"/>
+        <w:jc w:val="both"/>
+      </w:pPr>
+      <w:r>
+        <w:rPr>
+          <w:rFonts w:ascii="Times New Roman" w:hAnsi="Times New Roman" w:cs="Times New Roman"/>
+          <w:b/>
+          <w:sz w:val="28"/>
         </w:rPr>
         <w:t>Головуючий:</w:t>
       </w:r>
     </w:p>
     <w:p>
-      <w:r>
+      <w:pPr>
+        <w:spacing w:after="120" w:line="276" w:lineRule="auto"/>
+        <w:jc w:val="both"/>
+      </w:pPr>
+      <w:r>
+        <w:rPr>
+          <w:rFonts w:ascii="Times New Roman" w:hAnsi="Times New Roman" w:cs="Times New Roman"/>
+          <w:b w:val="0"/>
+          <w:sz w:val="28"/>
+        </w:rPr>
         <w:t xml:space="preserve">Слово надається рецензенту, кандидату технічних наук, доценту </w:t>
       </w:r>
       <w:r>
         <w:rPr>
-          <w:b/>
+          <w:rFonts w:ascii="Times New Roman" w:hAnsi="Times New Roman" w:cs="Times New Roman"/>
+          <w:b/>
+          <w:sz w:val="28"/>
         </w:rPr>
         <w:t>Шматку Олександру Віталійовичу</w:t>
       </w:r>
       <w:r>
+        <w:rPr>
+          <w:rFonts w:ascii="Times New Roman" w:hAnsi="Times New Roman" w:cs="Times New Roman"/>
+          <w:b w:val="0"/>
+          <w:sz w:val="28"/>
+        </w:rPr>
         <w:t>.</w:t>
       </w:r>
     </w:p>
-    <w:p/>
-    <w:p>
-      <w:r>
-        <w:rPr>
-          <w:b/>
+    <w:p>
+      <w:pPr>
+        <w:spacing w:after="120" w:line="276" w:lineRule="auto"/>
+        <w:jc w:val="both"/>
+      </w:pPr>
+      <w:r>
+        <w:rPr>
+          <w:rFonts w:ascii="Times New Roman" w:hAnsi="Times New Roman" w:cs="Times New Roman"/>
+          <w:b/>
+          <w:sz w:val="28"/>
         </w:rPr>
         <w:t>Шматко Олександр Віталійович:</w:t>
       </w:r>
     </w:p>
     <w:p>
-      <w:r>
-        <w:t>1. Робота містить переконливий експериментальний матеріал, але твердження щодо роботи в реальному часі надалі бажано супроводжувати детальнішими характеристиками апаратної платформи.</w:t>
-      </w:r>
-    </w:p>
-    <w:p>
-      <w:r>
-        <w:t>2. У частині аналізу результатів корисним було б ширше подати приклади складних випадків, де система втрачає точність або потребує додаткової корекції.</w:t>
-      </w:r>
-    </w:p>
-    <w:p>
-      <w:r>
-        <w:t>3. Доцільно окремо підкреслити, яким саме чином показники точності та стійкості підтверджують заявлену надійність і адаптивність технології.</w:t>
-      </w:r>
-    </w:p>
-    <w:p>
-      <w:r>
-        <w:t>4. Деякі допоміжні фрагменти опису могли б бути стиснуті або винесені до додатків, що зробило б основний виклад ще концентрованішим.</w:t>
-      </w:r>
-    </w:p>
-    <w:p/>
-    <w:p>
-      <w:r>
-        <w:t>В цілому вважаю роботу завершеним і актуальним науковим дослідженням.</w:t>
-      </w:r>
-    </w:p>
-    <w:p/>
-    <w:p>
-      <w:r>
-        <w:rPr>
-          <w:b/>
+      <w:pPr>
+        <w:spacing w:after="120" w:line="276" w:lineRule="auto"/>
+        <w:jc w:val="both"/>
+      </w:pPr>
+      <w:r>
+        <w:rPr>
+          <w:rFonts w:ascii="Times New Roman" w:hAnsi="Times New Roman" w:cs="Times New Roman"/>
+          <w:b w:val="0"/>
+          <w:sz w:val="28"/>
+        </w:rPr>
+        <w:t>1. У роботі доцільно було б детальніше описати інтерфейси між окремими модулями технології, формати даних на вході та виході модулів і правила узгодження результатів.</w:t>
+      </w:r>
+    </w:p>
+    <w:p>
+      <w:pPr>
+        <w:spacing w:after="120" w:line="276" w:lineRule="auto"/>
+        <w:jc w:val="both"/>
+      </w:pPr>
+      <w:r>
+        <w:rPr>
+          <w:rFonts w:ascii="Times New Roman" w:hAnsi="Times New Roman" w:cs="Times New Roman"/>
+          <w:b w:val="0"/>
+          <w:sz w:val="28"/>
+        </w:rPr>
+        <w:t>2. Для практичного використання системи корисно було б чіткіше сформулювати правила вибору оптимальної конфігурації методів залежно від умов спостереження та вимог до швидкодії.</w:t>
+      </w:r>
+    </w:p>
+    <w:p>
+      <w:pPr>
+        <w:spacing w:after="120" w:line="276" w:lineRule="auto"/>
+        <w:jc w:val="both"/>
+      </w:pPr>
+      <w:r>
+        <w:rPr>
+          <w:rFonts w:ascii="Times New Roman" w:hAnsi="Times New Roman" w:cs="Times New Roman"/>
+          <w:b w:val="0"/>
+          <w:sz w:val="28"/>
+        </w:rPr>
+        <w:t>3. Було б доцільно ширше подати часові характеристики обробки, вимоги до апаратної платформи та оцінки продуктивності окремих модулів.</w:t>
+      </w:r>
+    </w:p>
+    <w:p>
+      <w:pPr>
+        <w:spacing w:after="120" w:line="276" w:lineRule="auto"/>
+        <w:jc w:val="both"/>
+      </w:pPr>
+      <w:r>
+        <w:rPr>
+          <w:rFonts w:ascii="Times New Roman" w:hAnsi="Times New Roman" w:cs="Times New Roman"/>
+          <w:b w:val="0"/>
+          <w:sz w:val="28"/>
+        </w:rPr>
+        <w:t>4. У частині аналізу стійкості бажано було б навести більше прикладів типових відмов або похибок системи та способів їх компенсації.</w:t>
+      </w:r>
+    </w:p>
+    <w:p>
+      <w:pPr>
+        <w:spacing w:after="120" w:line="276" w:lineRule="auto"/>
+        <w:jc w:val="both"/>
+      </w:pPr>
+      <w:r>
+        <w:rPr>
+          <w:rFonts w:ascii="Times New Roman" w:hAnsi="Times New Roman" w:cs="Times New Roman"/>
+          <w:b w:val="0"/>
+          <w:sz w:val="28"/>
+        </w:rPr>
+        <w:t>5. Відомості про практичне впровадження результатів можна було б посилити більш детальним поданням кількісного ефекту використання технології в кожній із організацій.</w:t>
+      </w:r>
+    </w:p>
+    <w:p>
+      <w:pPr>
+        <w:spacing w:after="120" w:line="276" w:lineRule="auto"/>
+        <w:jc w:val="both"/>
+      </w:pPr>
+      <w:r>
+        <w:rPr>
+          <w:rFonts w:ascii="Times New Roman" w:hAnsi="Times New Roman" w:cs="Times New Roman"/>
+          <w:b w:val="0"/>
+          <w:sz w:val="28"/>
+        </w:rPr>
+        <w:t>Наведені зауваження не мають принципового характеру і не знижують загальної позитивної оцінки дисертаційної роботи.</w:t>
+      </w:r>
+    </w:p>
+    <w:p>
+      <w:pPr>
+        <w:spacing w:after="120" w:line="276" w:lineRule="auto"/>
+        <w:jc w:val="both"/>
+      </w:pPr>
+      <w:r>
+        <w:rPr>
+          <w:rFonts w:ascii="Times New Roman" w:hAnsi="Times New Roman" w:cs="Times New Roman"/>
+          <w:b/>
+          <w:sz w:val="28"/>
         </w:rPr>
         <w:t>Головуючий:</w:t>
       </w:r>
     </w:p>
     <w:p>
-      <w:r>
+      <w:pPr>
+        <w:spacing w:after="120" w:line="276" w:lineRule="auto"/>
+        <w:jc w:val="both"/>
+      </w:pPr>
+      <w:r>
+        <w:rPr>
+          <w:rFonts w:ascii="Times New Roman" w:hAnsi="Times New Roman" w:cs="Times New Roman"/>
+          <w:b w:val="0"/>
+          <w:sz w:val="28"/>
+        </w:rPr>
         <w:t>Слово надається здобувачу для відповіді.</w:t>
       </w:r>
     </w:p>
-    <w:p/>
-    <w:p>
-      <w:r>
-        <w:rPr>
-          <w:b/>
+    <w:p>
+      <w:pPr>
+        <w:spacing w:after="120" w:line="276" w:lineRule="auto"/>
+        <w:jc w:val="both"/>
+      </w:pPr>
+      <w:r>
+        <w:rPr>
+          <w:rFonts w:ascii="Times New Roman" w:hAnsi="Times New Roman" w:cs="Times New Roman"/>
+          <w:b/>
+          <w:sz w:val="28"/>
         </w:rPr>
         <w:t>Відповідь Кондратова О. М.:</w:t>
       </w:r>
     </w:p>
     <w:p>
-      <w:r>
+      <w:pPr>
+        <w:spacing w:after="120" w:line="276" w:lineRule="auto"/>
+        <w:jc w:val="both"/>
+      </w:pPr>
+      <w:r>
+        <w:rPr>
+          <w:rFonts w:ascii="Times New Roman" w:hAnsi="Times New Roman" w:cs="Times New Roman"/>
+          <w:b w:val="0"/>
+          <w:sz w:val="28"/>
+        </w:rPr>
         <w:t>Дякую, вельмишановний Олександре Віталійовичу, за підтримку роботи та зауваження.</w:t>
       </w:r>
     </w:p>
     <w:p>
-      <w:r>
-        <w:t>Щодо апаратної платформи та режиму реального часу – погоджуюсь, що деталізація конфігурації обчислювального середовища й латентності окремих модулів зробила б прикладний аспект ще переконливішим.</w:t>
-      </w:r>
-    </w:p>
-    <w:p>
-      <w:r>
-        <w:t>Щодо складних випадків і зв’язку метрик із надійністю та адаптивністю. У роботі ці властивості підтверджуються порівнянням 35 комбінацій методів у змінних умовах, зокрема за шумів, оклюзій та освітлення, однак розширене подання типових похибок і граничних режимів справді є корисним напрямом подальшого поглиблення.</w:t>
-      </w:r>
-    </w:p>
-    <w:p>
-      <w:r>
-        <w:t>Щодо структури викладу – зауваження приймаю. Під час подальшої роботи над текстом і публікаціями врахую можливість ще більш компактного подання допоміжного матеріалу.</w:t>
-      </w:r>
-    </w:p>
-    <w:p>
-      <w:r>
-        <w:t>Водночас вважаю важливим підкреслити, що саме варіювання умов спостереження та поєднання кількох груп метрик дозволило в роботі не декларативно, а експериментально показати стійкість запропонованої технології. Розширення цього блоку прикладами типових збоїв і меж застосовності справді могло б ще сильніше підкреслити прикладну цінність дослідження.</w:t>
-      </w:r>
-    </w:p>
-    <w:p/>
-    <w:p>
-      <w:r>
-        <w:rPr>
-          <w:b/>
+      <w:pPr>
+        <w:spacing w:after="120" w:line="276" w:lineRule="auto"/>
+        <w:jc w:val="both"/>
+      </w:pPr>
+      <w:r>
+        <w:rPr>
+          <w:rFonts w:ascii="Times New Roman" w:hAnsi="Times New Roman" w:cs="Times New Roman"/>
+          <w:b w:val="0"/>
+          <w:sz w:val="28"/>
+        </w:rPr>
+        <w:t>Щодо інтерфейсів між модулями технології, форматів даних і правил узгодження результатів погоджуюся. У роботі описано загальну структуру конвеєра та взаємодію його основних компонентів, однак більш формалізований опис входів, виходів і проміжних представлень даних зробив би програмну реалізацію зрозумілішою для повторного використання.</w:t>
+      </w:r>
+    </w:p>
+    <w:p>
+      <w:pPr>
+        <w:spacing w:after="120" w:line="276" w:lineRule="auto"/>
+        <w:jc w:val="both"/>
+      </w:pPr>
+      <w:r>
+        <w:rPr>
+          <w:rFonts w:ascii="Times New Roman" w:hAnsi="Times New Roman" w:cs="Times New Roman"/>
+          <w:b w:val="0"/>
+          <w:sz w:val="28"/>
+        </w:rPr>
+        <w:t>Щодо вибору оптимальної конфігурації методів. У дисертації порівняно 35 комбінацій методів оптичного потоку та оцінювання глибини, що створює основу для такого вибору. Водночас слушним є зауваження, що практичні правила вибору конфігурації залежно від умов спостереження, потрібної точності та обмежень швидкодії варто сформулювати ще чіткіше.</w:t>
+      </w:r>
+    </w:p>
+    <w:p>
+      <w:pPr>
+        <w:spacing w:after="120" w:line="276" w:lineRule="auto"/>
+        <w:jc w:val="both"/>
+      </w:pPr>
+      <w:r>
+        <w:rPr>
+          <w:rFonts w:ascii="Times New Roman" w:hAnsi="Times New Roman" w:cs="Times New Roman"/>
+          <w:b w:val="0"/>
+          <w:sz w:val="28"/>
+        </w:rPr>
+        <w:t>Щодо часових характеристик, апаратної платформи та продуктивності окремих модулів. Ці параметри є важливими для переходу від дослідницького прототипу до прикладної системи, тому в подальшій роботі доцільно виконати окреме профілювання модулів і визначити вимоги до обчислювального середовища.</w:t>
+      </w:r>
+    </w:p>
+    <w:p>
+      <w:pPr>
+        <w:spacing w:after="120" w:line="276" w:lineRule="auto"/>
+        <w:jc w:val="both"/>
+      </w:pPr>
+      <w:r>
+        <w:rPr>
+          <w:rFonts w:ascii="Times New Roman" w:hAnsi="Times New Roman" w:cs="Times New Roman"/>
+          <w:b w:val="0"/>
+          <w:sz w:val="28"/>
+        </w:rPr>
+        <w:t>Також погоджуюся, що приклади типових відмов, похибок і способів їх компенсації, а також більш детальне кількісне подання ефекту впровадження в організаціях посилили б прикладний аспект роботи. Усі ці зауваження приймаю і розглядаю як практичні напрями подальшого розвитку інформаційної технології.</w:t>
+      </w:r>
+    </w:p>
+    <w:p>
+      <w:pPr>
+        <w:spacing w:after="120" w:line="276" w:lineRule="auto"/>
+        <w:jc w:val="both"/>
+      </w:pPr>
+      <w:r>
+        <w:rPr>
+          <w:rFonts w:ascii="Times New Roman" w:hAnsi="Times New Roman" w:cs="Times New Roman"/>
+          <w:b/>
+          <w:sz w:val="28"/>
         </w:rPr>
         <w:t>Головуючий:</w:t>
       </w:r>
     </w:p>
     <w:p>
-      <w:r>
+      <w:pPr>
+        <w:spacing w:after="120" w:line="276" w:lineRule="auto"/>
+        <w:jc w:val="both"/>
+      </w:pPr>
+      <w:r>
+        <w:rPr>
+          <w:rFonts w:ascii="Times New Roman" w:hAnsi="Times New Roman" w:cs="Times New Roman"/>
+          <w:b w:val="0"/>
+          <w:sz w:val="28"/>
+        </w:rPr>
         <w:t>Чи задоволені Ви відповіддю?</w:t>
       </w:r>
     </w:p>
-    <w:p/>
-    <w:p>
-      <w:r>
-        <w:rPr>
-          <w:b/>
+    <w:p>
+      <w:pPr>
+        <w:spacing w:after="120" w:line="276" w:lineRule="auto"/>
+        <w:jc w:val="both"/>
+      </w:pPr>
+      <w:r>
+        <w:rPr>
+          <w:rFonts w:ascii="Times New Roman" w:hAnsi="Times New Roman" w:cs="Times New Roman"/>
+          <w:b/>
+          <w:sz w:val="28"/>
         </w:rPr>
         <w:t>Шматко Олександр Віталійович:</w:t>
       </w:r>
     </w:p>
     <w:p>
-      <w:r>
+      <w:pPr>
+        <w:spacing w:after="120" w:line="276" w:lineRule="auto"/>
+        <w:jc w:val="both"/>
+      </w:pPr>
+      <w:r>
+        <w:rPr>
+          <w:rFonts w:ascii="Times New Roman" w:hAnsi="Times New Roman" w:cs="Times New Roman"/>
+          <w:b w:val="0"/>
+          <w:sz w:val="28"/>
+        </w:rPr>
         <w:t>Так, дякую, задоволений.</w:t>
       </w:r>
     </w:p>
-    <w:p/>
-    <w:p>
-      <w:r>
-        <w:rPr>
-          <w:b/>
+    <w:p>
+      <w:pPr>
+        <w:spacing w:after="120" w:line="276" w:lineRule="auto"/>
+        <w:jc w:val="both"/>
+      </w:pPr>
+      <w:r>
+        <w:rPr>
+          <w:rFonts w:ascii="Times New Roman" w:hAnsi="Times New Roman" w:cs="Times New Roman"/>
+          <w:b/>
+          <w:sz w:val="28"/>
         </w:rPr>
         <w:t>Головуючий:</w:t>
       </w:r>
     </w:p>
     <w:p>
-      <w:r>
+      <w:pPr>
+        <w:spacing w:after="120" w:line="276" w:lineRule="auto"/>
+        <w:jc w:val="both"/>
+      </w:pPr>
+      <w:r>
+        <w:rPr>
+          <w:rFonts w:ascii="Times New Roman" w:hAnsi="Times New Roman" w:cs="Times New Roman"/>
+          <w:b w:val="0"/>
+          <w:sz w:val="28"/>
+        </w:rPr>
         <w:t>Шановні колеги, чи є ще бажаючі виступити? Немає.</w:t>
       </w:r>
     </w:p>
-    <w:p/>
-    <w:p>
-      <w:r>
+    <w:p>
+      <w:pPr>
+        <w:spacing w:after="120" w:line="276" w:lineRule="auto"/>
+        <w:jc w:val="both"/>
+      </w:pPr>
+      <w:r>
+        <w:rPr>
+          <w:rFonts w:ascii="Times New Roman" w:hAnsi="Times New Roman" w:cs="Times New Roman"/>
+          <w:b w:val="0"/>
+          <w:sz w:val="28"/>
+        </w:rPr>
         <w:t>У цілому вважаю, що дисертаційна робота Кондратова Олексія Михайловича присвячена актуальній науково-прикладній задачі побудови інтегрованих моделей, методів та інформаційної технології дистанційної ідентифікації параметрів динамічних об’єктів за відеоданими в умовах шумів, оклюзій, зміни освітлення та динамічної зміни характеристик середовища спостереження. Робота має теоретичну новизну, практичну значущість, а результати є обґрунтованими, достовірними, апробованими у наукових публікаціях і реалізованими у вигляді програмних засобів та актів впровадження.</w:t>
       </w:r>
     </w:p>
     <w:p>
-      <w:r>
+      <w:pPr>
+        <w:spacing w:after="120" w:line="276" w:lineRule="auto"/>
+        <w:jc w:val="both"/>
+      </w:pPr>
+      <w:r>
+        <w:rPr>
+          <w:rFonts w:ascii="Times New Roman" w:hAnsi="Times New Roman" w:cs="Times New Roman"/>
+          <w:b w:val="0"/>
+          <w:sz w:val="28"/>
+        </w:rPr>
         <w:t xml:space="preserve">Актуальність теми підтверджується не лише сучасним станом розвитку систем комп’ютерного зору, а й прямим зв’язком дисертації з реальними прикладними потребами у сфері інтелектуального відеоспостереження, автономних систем, технічного моніторингу та аналізу динамічних процесів. Важливо також, що робота виконана в межах наукового напряму кафедри та узгоджується зі спеціальністю </w:t>
       </w:r>
       <w:r>
         <w:rPr>
-          <w:b/>
+          <w:rFonts w:ascii="Times New Roman" w:hAnsi="Times New Roman" w:cs="Times New Roman"/>
+          <w:b/>
+          <w:sz w:val="28"/>
         </w:rPr>
         <w:t>122 – Комп’ютерні науки</w:t>
       </w:r>
       <w:r>
+        <w:rPr>
+          <w:rFonts w:ascii="Times New Roman" w:hAnsi="Times New Roman" w:cs="Times New Roman"/>
+          <w:b w:val="0"/>
+          <w:sz w:val="28"/>
+        </w:rPr>
         <w:t xml:space="preserve"> як за змістом, так і за використаним інструментарієм.</w:t>
       </w:r>
     </w:p>
     <w:p>
-      <w:r>
+      <w:pPr>
+        <w:spacing w:after="120" w:line="276" w:lineRule="auto"/>
+        <w:jc w:val="both"/>
+      </w:pPr>
+      <w:r>
+        <w:rPr>
+          <w:rFonts w:ascii="Times New Roman" w:hAnsi="Times New Roman" w:cs="Times New Roman"/>
+          <w:b w:val="0"/>
+          <w:sz w:val="28"/>
+        </w:rPr>
         <w:t>Слід окремо відзначити належний рівень публікаційної активності здобувача, достатню апробацію результатів на наукових конференціях та логічну структуру самої дисертації. У сукупності це дає підстави розглядати подану роботу як завершене кваліфікаційне дослідження, підготовлене на належному науковому й методичному рівні.</w:t>
       </w:r>
     </w:p>
     <w:p>
-      <w:r>
+      <w:pPr>
+        <w:spacing w:after="120" w:line="276" w:lineRule="auto"/>
+        <w:jc w:val="both"/>
+      </w:pPr>
+      <w:r>
+        <w:rPr>
+          <w:rFonts w:ascii="Times New Roman" w:hAnsi="Times New Roman" w:cs="Times New Roman"/>
+          <w:b w:val="0"/>
+          <w:sz w:val="28"/>
+        </w:rPr>
         <w:t>Разом з тим обговорення, яке відбулося сьогодні, показало, що результати дисертації мають і потенціал подальшого розвитку: як у напрямі розширення експериментальної бази та інтеграції з додатковими сенсорами, так і в напрямі оптимізації обчислювального конвеєра для реального часу. Це свідчить про наукову перспективність обраної тематики та про зрілість виконаної роботи як основи для подальших досліджень.</w:t>
       </w:r>
     </w:p>
-    <w:p/>
-    <w:p>
-      <w:r>
+    <w:p>
+      <w:pPr>
+        <w:spacing w:after="120" w:line="276" w:lineRule="auto"/>
+        <w:jc w:val="both"/>
+      </w:pPr>
+      <w:r>
+        <w:rPr>
+          <w:rFonts w:ascii="Times New Roman" w:hAnsi="Times New Roman" w:cs="Times New Roman"/>
+          <w:b w:val="0"/>
+          <w:sz w:val="28"/>
+        </w:rPr>
         <w:t xml:space="preserve">Шановні колеги! Нам необхідно провести </w:t>
       </w:r>
       <w:r>
         <w:rPr>
-          <w:b/>
+          <w:rFonts w:ascii="Times New Roman" w:hAnsi="Times New Roman" w:cs="Times New Roman"/>
+          <w:b/>
+          <w:sz w:val="28"/>
         </w:rPr>
         <w:t>відкрите голосування</w:t>
       </w:r>
       <w:r>
+        <w:rPr>
+          <w:rFonts w:ascii="Times New Roman" w:hAnsi="Times New Roman" w:cs="Times New Roman"/>
+          <w:b w:val="0"/>
+          <w:sz w:val="28"/>
+        </w:rPr>
         <w:t>, щоб прийняти рішення щодо відповідності дисертації вимогам чинних положень про присудження ступеня доктора філософії. Голосування пропонується провести шляхом підняття рук. Чи є інші пропозиції? Немає. Приймається.</w:t>
       </w:r>
     </w:p>
-    <w:p/>
-    <w:p>
-      <w:r>
+    <w:p>
+      <w:pPr>
+        <w:spacing w:after="120" w:line="276" w:lineRule="auto"/>
+        <w:jc w:val="both"/>
+      </w:pPr>
+      <w:r>
+        <w:rPr>
+          <w:rFonts w:ascii="Times New Roman" w:hAnsi="Times New Roman" w:cs="Times New Roman"/>
+          <w:b w:val="0"/>
+          <w:sz w:val="28"/>
+        </w:rPr>
         <w:t>Продовжуємо засідання.</w:t>
       </w:r>
     </w:p>
     <w:p>
-      <w:r>
+      <w:pPr>
+        <w:spacing w:after="120" w:line="276" w:lineRule="auto"/>
+        <w:jc w:val="both"/>
+      </w:pPr>
+      <w:r>
+        <w:rPr>
+          <w:rFonts w:ascii="Times New Roman" w:hAnsi="Times New Roman" w:cs="Times New Roman"/>
+          <w:b w:val="0"/>
+          <w:sz w:val="28"/>
+        </w:rPr>
         <w:t>Оголошую результати голосування. Подано голосів:</w:t>
       </w:r>
     </w:p>
-    <w:p/>
-    <w:p>
-      <w:pPr/>
-      <w:r>
-        <w:t xml:space="preserve">за – </w:t>
-      </w:r>
-      <w:r>
-        <w:rPr>
-          <w:b/>
+    <w:p>
+      <w:pPr>
+        <w:spacing w:after="120" w:line="276" w:lineRule="auto"/>
+        <w:jc w:val="both"/>
+      </w:pPr>
+      <w:r>
+        <w:rPr>
+          <w:rFonts w:ascii="Times New Roman" w:hAnsi="Times New Roman" w:cs="Times New Roman"/>
+          <w:b w:val="0"/>
+          <w:sz w:val="28"/>
+        </w:rPr>
+        <w:t xml:space="preserve">- за – </w:t>
+      </w:r>
+      <w:r>
+        <w:rPr>
+          <w:rFonts w:ascii="Times New Roman" w:hAnsi="Times New Roman" w:cs="Times New Roman"/>
+          <w:b/>
+          <w:sz w:val="28"/>
         </w:rPr>
         <w:t>5</w:t>
       </w:r>
       <w:r>
+        <w:rPr>
+          <w:rFonts w:ascii="Times New Roman" w:hAnsi="Times New Roman" w:cs="Times New Roman"/>
+          <w:b w:val="0"/>
+          <w:sz w:val="28"/>
+        </w:rPr>
         <w:t>;</w:t>
       </w:r>
     </w:p>
     <w:p>
-      <w:pPr/>
-      <w:r>
-        <w:t xml:space="preserve">проти – </w:t>
-      </w:r>
-      <w:r>
-        <w:rPr>
-          <w:b/>
+      <w:pPr>
+        <w:spacing w:after="120" w:line="276" w:lineRule="auto"/>
+        <w:jc w:val="both"/>
+      </w:pPr>
+      <w:r>
+        <w:rPr>
+          <w:rFonts w:ascii="Times New Roman" w:hAnsi="Times New Roman" w:cs="Times New Roman"/>
+          <w:b w:val="0"/>
+          <w:sz w:val="28"/>
+        </w:rPr>
+        <w:t xml:space="preserve">- проти – </w:t>
+      </w:r>
+      <w:r>
+        <w:rPr>
+          <w:rFonts w:ascii="Times New Roman" w:hAnsi="Times New Roman" w:cs="Times New Roman"/>
+          <w:b/>
+          <w:sz w:val="28"/>
         </w:rPr>
         <w:t>0</w:t>
       </w:r>
       <w:r>
+        <w:rPr>
+          <w:rFonts w:ascii="Times New Roman" w:hAnsi="Times New Roman" w:cs="Times New Roman"/>
+          <w:b w:val="0"/>
+          <w:sz w:val="28"/>
+        </w:rPr>
         <w:t>;</w:t>
       </w:r>
     </w:p>
     <w:p>
-      <w:pPr/>
-      <w:r>
-        <w:t xml:space="preserve">утримались – </w:t>
-      </w:r>
-      <w:r>
-        <w:rPr>
-          <w:b/>
+      <w:pPr>
+        <w:spacing w:after="120" w:line="276" w:lineRule="auto"/>
+        <w:jc w:val="both"/>
+      </w:pPr>
+      <w:r>
+        <w:rPr>
+          <w:rFonts w:ascii="Times New Roman" w:hAnsi="Times New Roman" w:cs="Times New Roman"/>
+          <w:b w:val="0"/>
+          <w:sz w:val="28"/>
+        </w:rPr>
+        <w:t xml:space="preserve">- утримались – </w:t>
+      </w:r>
+      <w:r>
+        <w:rPr>
+          <w:rFonts w:ascii="Times New Roman" w:hAnsi="Times New Roman" w:cs="Times New Roman"/>
+          <w:b/>
+          <w:sz w:val="28"/>
         </w:rPr>
         <w:t>0</w:t>
       </w:r>
       <w:r>
+        <w:rPr>
+          <w:rFonts w:ascii="Times New Roman" w:hAnsi="Times New Roman" w:cs="Times New Roman"/>
+          <w:b w:val="0"/>
+          <w:sz w:val="28"/>
+        </w:rPr>
         <w:t>.</w:t>
       </w:r>
     </w:p>
-    <w:p/>
-    <w:p>
-      <w:r>
+    <w:p>
+      <w:pPr>
+        <w:spacing w:after="120" w:line="276" w:lineRule="auto"/>
+        <w:jc w:val="both"/>
+      </w:pPr>
+      <w:r>
+        <w:rPr>
+          <w:rFonts w:ascii="Times New Roman" w:hAnsi="Times New Roman" w:cs="Times New Roman"/>
+          <w:b w:val="0"/>
+          <w:sz w:val="28"/>
+        </w:rPr>
         <w:t>Є зауваження до процедури голосування або порядку підрахунку голосів? Немає. Відповідно до результатів відкритого голосування рішення ради є позитивним.</w:t>
       </w:r>
     </w:p>
     <w:p>
-      <w:r>
+      <w:pPr>
+        <w:spacing w:after="120" w:line="276" w:lineRule="auto"/>
+        <w:jc w:val="both"/>
+      </w:pPr>
+      <w:r>
+        <w:rPr>
+          <w:rFonts w:ascii="Times New Roman" w:hAnsi="Times New Roman" w:cs="Times New Roman"/>
+          <w:b w:val="0"/>
+          <w:sz w:val="28"/>
+        </w:rPr>
         <w:t xml:space="preserve">За результатами голосування та на підставі обговорення вважаємо, що дисертація </w:t>
       </w:r>
       <w:r>
         <w:rPr>
-          <w:b/>
+          <w:rFonts w:ascii="Times New Roman" w:hAnsi="Times New Roman" w:cs="Times New Roman"/>
+          <w:b/>
+          <w:sz w:val="28"/>
         </w:rPr>
         <w:t>Кондратова Олексія Михайловича</w:t>
       </w:r>
       <w:r>
+        <w:rPr>
+          <w:rFonts w:ascii="Times New Roman" w:hAnsi="Times New Roman" w:cs="Times New Roman"/>
+          <w:b w:val="0"/>
+          <w:sz w:val="28"/>
+        </w:rPr>
         <w:t xml:space="preserve"> на тему </w:t>
       </w:r>
       <w:r>
         <w:rPr>
-          <w:b/>
+          <w:rFonts w:ascii="Times New Roman" w:hAnsi="Times New Roman" w:cs="Times New Roman"/>
+          <w:b/>
+          <w:sz w:val="28"/>
         </w:rPr>
         <w:t>«Моделі, методи та інформаційна технологія дистанційної ідентифікації параметрів динамічних об’єктів»</w:t>
       </w:r>
       <w:r>
+        <w:rPr>
+          <w:rFonts w:ascii="Times New Roman" w:hAnsi="Times New Roman" w:cs="Times New Roman"/>
+          <w:b w:val="0"/>
+          <w:sz w:val="28"/>
+        </w:rPr>
         <w:t xml:space="preserve"> є завершеною кваліфікаційною науковою працею, в якій отримано нові науково обґрунтовані результати, що у сукупності розв’язують конкретне наукове завдання, яке має істотне значення для розвитку комп’ютерних наук. Робота відповідає вимогам пунктів 6, 7, 8 і 9 Порядку присудження ступеня доктора філософії, затвердженого постановою Кабінету Міністрів України від 12.01.2022 №44, а також вимогам до оформлення дисертаційних робіт, а її автор заслуговує на присудження ступеня доктора філософії за спеціальністю </w:t>
       </w:r>
       <w:r>
         <w:rPr>
-          <w:b/>
+          <w:rFonts w:ascii="Times New Roman" w:hAnsi="Times New Roman" w:cs="Times New Roman"/>
+          <w:b/>
+          <w:sz w:val="28"/>
         </w:rPr>
         <w:t>122 – Комп’ютерні науки</w:t>
       </w:r>
       <w:r>
+        <w:rPr>
+          <w:rFonts w:ascii="Times New Roman" w:hAnsi="Times New Roman" w:cs="Times New Roman"/>
+          <w:b w:val="0"/>
+          <w:sz w:val="28"/>
+        </w:rPr>
         <w:t>.</w:t>
       </w:r>
     </w:p>
-    <w:p/>
-    <w:p>
-      <w:r>
+    <w:p>
+      <w:pPr>
+        <w:spacing w:after="120" w:line="276" w:lineRule="auto"/>
+        <w:jc w:val="both"/>
+      </w:pPr>
+      <w:r>
+        <w:rPr>
+          <w:rFonts w:ascii="Times New Roman" w:hAnsi="Times New Roman" w:cs="Times New Roman"/>
+          <w:b w:val="0"/>
+          <w:sz w:val="28"/>
+        </w:rPr>
         <w:t>Зауважень до процедури голосування немає. Тоді пропоную затвердити результати голосування. Хто за? Одноголосно. Дякую.</w:t>
       </w:r>
     </w:p>
-    <w:p/>
-    <w:p>
-      <w:r>
+    <w:p>
+      <w:pPr>
+        <w:spacing w:after="120" w:line="276" w:lineRule="auto"/>
+        <w:jc w:val="both"/>
+      </w:pPr>
+      <w:r>
+        <w:rPr>
+          <w:rFonts w:ascii="Times New Roman" w:hAnsi="Times New Roman" w:cs="Times New Roman"/>
+          <w:b w:val="0"/>
+          <w:sz w:val="28"/>
+        </w:rPr>
         <w:t>Пропонується такий проєкт рішення разової спеціалізованої вченої ради:</w:t>
       </w:r>
     </w:p>
-    <w:p/>
-    <w:p>
-      <w:r>
-        <w:rPr>
-          <w:b/>
+    <w:p>
+      <w:pPr>
+        <w:spacing w:after="120" w:line="276" w:lineRule="auto"/>
+        <w:jc w:val="both"/>
+      </w:pPr>
+      <w:r>
+        <w:rPr>
+          <w:rFonts w:ascii="Times New Roman" w:hAnsi="Times New Roman" w:cs="Times New Roman"/>
+          <w:b/>
+          <w:sz w:val="28"/>
         </w:rPr>
         <w:t>На підставі результатів відкритого голосування разова спеціалізована вчена рада присуджує Кондратову Олексію Михайловичу ступінь доктора філософії з галузі знань 12 – Інформаційні технології за спеціальністю 122 – Комп’ютерні науки.</w:t>
       </w:r>
     </w:p>
-    <w:p/>
-    <w:p>
-      <w:r>
+    <w:p>
+      <w:pPr>
+        <w:spacing w:after="120" w:line="276" w:lineRule="auto"/>
+        <w:jc w:val="both"/>
+      </w:pPr>
+      <w:r>
+        <w:rPr>
+          <w:rFonts w:ascii="Times New Roman" w:hAnsi="Times New Roman" w:cs="Times New Roman"/>
+          <w:b w:val="0"/>
+          <w:sz w:val="28"/>
+        </w:rPr>
         <w:t>Хто за це рішення? Прошу голосувати.</w:t>
       </w:r>
     </w:p>
     <w:p>
-      <w:r>
+      <w:pPr>
+        <w:spacing w:after="120" w:line="276" w:lineRule="auto"/>
+        <w:jc w:val="both"/>
+      </w:pPr>
+      <w:r>
+        <w:rPr>
+          <w:rFonts w:ascii="Times New Roman" w:hAnsi="Times New Roman" w:cs="Times New Roman"/>
+          <w:b w:val="0"/>
+          <w:sz w:val="28"/>
+        </w:rPr>
         <w:t>Хто проти? Немає.</w:t>
       </w:r>
     </w:p>
     <w:p>
-      <w:r>
+      <w:pPr>
+        <w:spacing w:after="120" w:line="276" w:lineRule="auto"/>
+        <w:jc w:val="both"/>
+      </w:pPr>
+      <w:r>
+        <w:rPr>
+          <w:rFonts w:ascii="Times New Roman" w:hAnsi="Times New Roman" w:cs="Times New Roman"/>
+          <w:b w:val="0"/>
+          <w:sz w:val="28"/>
+        </w:rPr>
         <w:t>Рішення прийнято.</w:t>
       </w:r>
     </w:p>
-    <w:p/>
-    <w:p>
-      <w:r>
+    <w:p>
+      <w:pPr>
+        <w:spacing w:after="120" w:line="276" w:lineRule="auto"/>
+        <w:jc w:val="both"/>
+      </w:pPr>
+      <w:r>
+        <w:rPr>
+          <w:rFonts w:ascii="Times New Roman" w:hAnsi="Times New Roman" w:cs="Times New Roman"/>
+          <w:b w:val="0"/>
+          <w:sz w:val="28"/>
+        </w:rPr>
         <w:t>Дозвольте від імені членів разової спеціалізованої вченої ради привітати здобувача з успішним захистом дисертації та побажати подальших творчих успіхів.</w:t>
       </w:r>
     </w:p>
-    <w:p/>
-    <w:p>
-      <w:r>
+    <w:p>
+      <w:pPr>
+        <w:spacing w:after="120" w:line="276" w:lineRule="auto"/>
+        <w:jc w:val="both"/>
+      </w:pPr>
+      <w:r>
+        <w:rPr>
+          <w:rFonts w:ascii="Times New Roman" w:hAnsi="Times New Roman" w:cs="Times New Roman"/>
+          <w:b w:val="0"/>
+          <w:sz w:val="28"/>
+        </w:rPr>
         <w:t xml:space="preserve">Прикінцеве слово надається </w:t>
       </w:r>
       <w:r>
         <w:rPr>
-          <w:b/>
+          <w:rFonts w:ascii="Times New Roman" w:hAnsi="Times New Roman" w:cs="Times New Roman"/>
+          <w:b/>
+          <w:sz w:val="28"/>
         </w:rPr>
         <w:t>Кондратову Олексію Михайловичу</w:t>
       </w:r>
       <w:r>
+        <w:rPr>
+          <w:rFonts w:ascii="Times New Roman" w:hAnsi="Times New Roman" w:cs="Times New Roman"/>
+          <w:b w:val="0"/>
+          <w:sz w:val="28"/>
+        </w:rPr>
         <w:t>.</w:t>
       </w:r>
     </w:p>
-    <w:p/>
-    <w:p>
-      <w:r>
-        <w:rPr>
-          <w:b/>
+    <w:p>
+      <w:pPr>
+        <w:spacing w:after="120" w:line="276" w:lineRule="auto"/>
+        <w:jc w:val="both"/>
+      </w:pPr>
+      <w:r>
+        <w:rPr>
+          <w:rFonts w:ascii="Times New Roman" w:hAnsi="Times New Roman" w:cs="Times New Roman"/>
+          <w:b/>
+          <w:sz w:val="28"/>
         </w:rPr>
         <w:t>Здобувач:</w:t>
       </w:r>
     </w:p>
     <w:p>
-      <w:r>
+      <w:pPr>
+        <w:spacing w:after="120" w:line="276" w:lineRule="auto"/>
+        <w:jc w:val="both"/>
+      </w:pPr>
+      <w:r>
+        <w:rPr>
+          <w:rFonts w:ascii="Times New Roman" w:hAnsi="Times New Roman" w:cs="Times New Roman"/>
+          <w:b w:val="0"/>
+          <w:sz w:val="28"/>
+        </w:rPr>
         <w:t>Щиро дякую голові та членам разової спеціалізованої вченої ради за уважний розгляд моєї дисертаційної роботи, професійні запитання, зауваження та підтримку. Висловлюю глибоку вдячність моєму науковому керівнику Нікуліній Олені Миколаївні за постійну допомогу, консультації та довіру.</w:t>
       </w:r>
     </w:p>
     <w:p>
-      <w:r>
+      <w:pPr>
+        <w:spacing w:after="120" w:line="276" w:lineRule="auto"/>
+        <w:jc w:val="both"/>
+      </w:pPr>
+      <w:r>
+        <w:rPr>
+          <w:rFonts w:ascii="Times New Roman" w:hAnsi="Times New Roman" w:cs="Times New Roman"/>
+          <w:b w:val="0"/>
+          <w:sz w:val="28"/>
+        </w:rPr>
         <w:t>Окремо дякую офіційним опонентам – Євгенію Валерійовичу Малахову та Володимиру Володимировичу Гнатушенку – за ґрунтовні відгуки й цінні рекомендації, які, безумовно, будуть враховані в подальшій роботі. Також дякую рецензентам, колегам кафедри, усім, хто підтримував мене під час підготовки дисертації, а також організаторам сьогоднішнього захисту.</w:t>
       </w:r>
     </w:p>
     <w:p>
-      <w:r>
+      <w:pPr>
+        <w:spacing w:after="120" w:line="276" w:lineRule="auto"/>
+        <w:jc w:val="both"/>
+      </w:pPr>
+      <w:r>
+        <w:rPr>
+          <w:rFonts w:ascii="Times New Roman" w:hAnsi="Times New Roman" w:cs="Times New Roman"/>
+          <w:b w:val="0"/>
+          <w:sz w:val="28"/>
+        </w:rPr>
         <w:t>Дуже вдячний за високу оцінку моєї роботи. Вважаю результати дисертації важливим етапом подальших досліджень і сподіваюся надалі розвивати цей напрям як у науковому, так і в прикладному аспектах. Для мене сьогоднішній захист є не завершенням теми, а важливою основою для подальшої системної роботи в цьому науковому напрямі.</w:t>
       </w:r>
     </w:p>
-    <w:p/>
-    <w:p>
-      <w:r>
-        <w:rPr>
-          <w:b/>
+    <w:p>
+      <w:pPr>
+        <w:spacing w:after="120" w:line="276" w:lineRule="auto"/>
+        <w:jc w:val="both"/>
+      </w:pPr>
+      <w:r>
+        <w:rPr>
+          <w:rFonts w:ascii="Times New Roman" w:hAnsi="Times New Roman" w:cs="Times New Roman"/>
+          <w:b/>
+          <w:sz w:val="28"/>
         </w:rPr>
         <w:t>Головуючий:</w:t>
       </w:r>
     </w:p>
     <w:p>
-      <w:r>
+      <w:pPr>
+        <w:spacing w:after="120" w:line="276" w:lineRule="auto"/>
+        <w:jc w:val="both"/>
+      </w:pPr>
+      <w:r>
+        <w:rPr>
+          <w:rFonts w:ascii="Times New Roman" w:hAnsi="Times New Roman" w:cs="Times New Roman"/>
+          <w:b w:val="0"/>
+          <w:sz w:val="28"/>
+        </w:rPr>
         <w:t>Шановні колеги, порядок денний нашого засідання вичерпано. Дякую членам разової спеціалізованої вченої ради за професійне виконання обов’язків, а всім присутнім – за увагу до сьогоднішнього захисту.</w:t>
       </w:r>
     </w:p>
     <w:p>
-      <w:r>
+      <w:pPr>
+        <w:spacing w:after="120" w:line="276" w:lineRule="auto"/>
+        <w:jc w:val="both"/>
+      </w:pPr>
+      <w:r>
+        <w:rPr>
+          <w:rFonts w:ascii="Times New Roman" w:hAnsi="Times New Roman" w:cs="Times New Roman"/>
+          <w:b w:val="0"/>
+          <w:sz w:val="28"/>
+        </w:rPr>
         <w:t>Дякую всім присутнім за злагоджену роботу та коректне проведення засідання.</w:t>
       </w:r>
     </w:p>
     <w:p>
-      <w:r>
+      <w:pPr>
+        <w:spacing w:after="120" w:line="276" w:lineRule="auto"/>
+        <w:jc w:val="both"/>
+      </w:pPr>
+      <w:r>
+        <w:rPr>
+          <w:rFonts w:ascii="Times New Roman" w:hAnsi="Times New Roman" w:cs="Times New Roman"/>
+          <w:b w:val="0"/>
+          <w:sz w:val="28"/>
+        </w:rPr>
         <w:t>Чи є зауваження до процедури або до роботи ради? Немає.</w:t>
       </w:r>
     </w:p>
     <w:p>
-      <w:r>
+      <w:pPr>
+        <w:spacing w:after="120" w:line="276" w:lineRule="auto"/>
+        <w:jc w:val="both"/>
+      </w:pPr>
+      <w:r>
+        <w:rPr>
+          <w:rFonts w:ascii="Times New Roman" w:hAnsi="Times New Roman" w:cs="Times New Roman"/>
+          <w:b w:val="0"/>
+          <w:sz w:val="28"/>
+        </w:rPr>
         <w:t>Ставлю на голосування питання щодо закриття засідання разової спеціалізованої вченої ради. Інших пропозицій немає? Немає. Прошу голосувати.</w:t>
       </w:r>
     </w:p>
     <w:p>
-      <w:r>
+      <w:pPr>
+        <w:spacing w:after="120" w:line="276" w:lineRule="auto"/>
+        <w:jc w:val="both"/>
+      </w:pPr>
+      <w:r>
+        <w:rPr>
+          <w:rFonts w:ascii="Times New Roman" w:hAnsi="Times New Roman" w:cs="Times New Roman"/>
+          <w:b w:val="0"/>
+          <w:sz w:val="28"/>
+        </w:rPr>
         <w:t>«За» – 5.</w:t>
       </w:r>
     </w:p>
     <w:p>
-      <w:r>
+      <w:pPr>
+        <w:spacing w:after="120" w:line="276" w:lineRule="auto"/>
+        <w:jc w:val="both"/>
+      </w:pPr>
+      <w:r>
+        <w:rPr>
+          <w:rFonts w:ascii="Times New Roman" w:hAnsi="Times New Roman" w:cs="Times New Roman"/>
+          <w:b w:val="0"/>
+          <w:sz w:val="28"/>
+        </w:rPr>
         <w:t>«Проти» – немає.</w:t>
       </w:r>
     </w:p>
     <w:p>
-      <w:r>
+      <w:pPr>
+        <w:spacing w:after="120" w:line="276" w:lineRule="auto"/>
+        <w:jc w:val="both"/>
+      </w:pPr>
+      <w:r>
+        <w:rPr>
+          <w:rFonts w:ascii="Times New Roman" w:hAnsi="Times New Roman" w:cs="Times New Roman"/>
+          <w:b w:val="0"/>
+          <w:sz w:val="28"/>
+        </w:rPr>
         <w:t>«Утримались» – немає.</w:t>
       </w:r>
     </w:p>
     <w:p>
-      <w:r>
+      <w:pPr>
+        <w:spacing w:after="120" w:line="276" w:lineRule="auto"/>
+        <w:jc w:val="both"/>
+      </w:pPr>
+      <w:r>
+        <w:rPr>
+          <w:rFonts w:ascii="Times New Roman" w:hAnsi="Times New Roman" w:cs="Times New Roman"/>
+          <w:b w:val="0"/>
+          <w:sz w:val="28"/>
+        </w:rPr>
         <w:t>Рішення прийнято одностайно. Дякую всім за роботу.</w:t>
       </w:r>
     </w:p>
     <w:p>
-      <w:r>
+      <w:pPr>
+        <w:spacing w:after="120" w:line="276" w:lineRule="auto"/>
+        <w:jc w:val="both"/>
+      </w:pPr>
+      <w:r>
+        <w:rPr>
+          <w:rFonts w:ascii="Times New Roman" w:hAnsi="Times New Roman" w:cs="Times New Roman"/>
+          <w:b w:val="0"/>
+          <w:sz w:val="28"/>
+        </w:rPr>
         <w:t>Засідання разової спеціалізованої вченої ради оголошується закритим.</w:t>
       </w:r>
     </w:p>
-    <w:p/>
-    <w:p>
-      <w:r>
-        <w:rPr>
-          <w:b/>
+    <w:p>
+      <w:pPr>
+        <w:spacing w:after="120" w:line="276" w:lineRule="auto"/>
+        <w:jc w:val="both"/>
+      </w:pPr>
+      <w:r>
+        <w:rPr>
+          <w:rFonts w:ascii="Times New Roman" w:hAnsi="Times New Roman" w:cs="Times New Roman"/>
+          <w:b/>
+          <w:sz w:val="28"/>
         </w:rPr>
         <w:t>Голова разової спеціалізованої вченої ради</w:t>
       </w:r>
     </w:p>
     <w:p>
-      <w:r>
-        <w:rPr>
-          <w:b/>
+      <w:pPr>
+        <w:spacing w:after="120" w:line="276" w:lineRule="auto"/>
+        <w:jc w:val="both"/>
+      </w:pPr>
+      <w:r>
+        <w:rPr>
+          <w:rFonts w:ascii="Times New Roman" w:hAnsi="Times New Roman" w:cs="Times New Roman"/>
+          <w:b/>
+          <w:sz w:val="28"/>
         </w:rPr>
         <w:t>Михайло ГОДЛЕВСЬКИЙ</w:t>
       </w:r>
@@ -3881,7 +5885,8 @@
     <w:qFormat/>
     <w:rsid w:val="000B67A6"/>
     <w:rPr>
-      <w:sz w:val="24"/>
+      <w:rFonts w:ascii="Times New Roman" w:hAnsi="Times New Roman"/>
+      <w:sz w:val="28"/>
       <w:szCs w:val="24"/>
     </w:rPr>
   </w:style>
